--- a/support/交差说明_四篇_2026-10-24.docx
+++ b/support/交差说明_四篇_2026-10-24.docx
@@ -148,7 +148,7 @@
           <w:bCs/>
           <w:b/>
         </w:rPr>
-        <w:t xml:space="preserve">L1 篇 §5.1b</w:t>
+        <w:t xml:space="preserve">L1 篇 §6.6</w:t>
       </w:r>
       <w:r>
         <w:t xml:space="preserve"> </w:t>

--- a/support/交差说明_四篇_2026-10-24.docx
+++ b/support/交差说明_四篇_2026-10-24.docx
@@ -106,7 +106,7 @@
         <w:t xml:space="preserve">两条自我修正</w:t>
       </w:r>
       <w:r>
-        <w:t xml:space="preserve">（口径修正 + 诚实标注）⇒ 进</w:t>
+        <w:t xml:space="preserve">（口径修正 + 诚实标注），进</w:t>
       </w:r>
       <w:r>
         <w:t xml:space="preserve"> </w:t>
@@ -138,7 +138,7 @@
         <w:t xml:space="preserve">2×2 任务结构对照</w:t>
       </w:r>
       <w:r>
-        <w:t xml:space="preserve">（「塌缩的真正条件 = 解法路径唯一」）⇒ 进</w:t>
+        <w:t xml:space="preserve">（「塌缩的真正条件 = 解法路径唯一」），进</w:t>
       </w:r>
       <w:r>
         <w:t xml:space="preserve"> </w:t>
@@ -167,7 +167,7 @@
         <w:t xml:space="preserve">ToT 前人对账</w:t>
       </w:r>
       <w:r>
-        <w:t xml:space="preserve">（「我们与 ToT 的关系」+ 机制链加「出处与定性」列）⇒ 进</w:t>
+        <w:t xml:space="preserve">（「我们与 ToT 的关系」+ 机制链加「出处与定性」列），进</w:t>
       </w:r>
       <w:r>
         <w:t xml:space="preserve"> </w:t>
@@ -196,7 +196,7 @@
         <w:t xml:space="preserve">待填审计</w:t>
       </w:r>
       <w:r>
-        <w:t xml:space="preserve">（24 条真实待办的判据定版分级）⇒ 新增</w:t>
+        <w:t xml:space="preserve">（24 条真实待办的判据定版分级），新增</w:t>
       </w:r>
       <w:r>
         <w:t xml:space="preserve"> </w:t>
@@ -365,7 +365,7 @@
               <w:jc w:val="left"/>
             </w:pPr>
             <w:r>
-              <w:t xml:space="preserve">✅ 成稿</w:t>
+              <w:t xml:space="preserve">成稿</w:t>
             </w:r>
           </w:p>
         </w:tc>
@@ -429,7 +429,7 @@
               <w:jc w:val="left"/>
             </w:pPr>
             <w:r>
-              <w:t xml:space="preserve">✅ 可投</w:t>
+              <w:t xml:space="preserve">可投</w:t>
             </w:r>
           </w:p>
         </w:tc>
@@ -493,7 +493,7 @@
               <w:jc w:val="left"/>
             </w:pPr>
             <w:r>
-              <w:t xml:space="preserve">✅ 交差稿</w:t>
+              <w:t xml:space="preserve">交差稿</w:t>
             </w:r>
           </w:p>
         </w:tc>
@@ -554,7 +554,7 @@
               <w:jc w:val="left"/>
             </w:pPr>
             <w:r>
-              <w:t xml:space="preserve">✅ 交差稿</w:t>
+              <w:t xml:space="preserve">交差稿</w:t>
             </w:r>
           </w:p>
         </w:tc>
@@ -645,12 +645,6 @@
         <w:pStyle w:val="BodyText"/>
       </w:pPr>
       <w:r>
-        <w:t xml:space="preserve">★</w:t>
-      </w:r>
-      <w:r>
-        <w:t xml:space="preserve"> </w:t>
-      </w:r>
-      <w:r>
         <w:rPr>
           <w:bCs/>
           <w:b/>
@@ -668,7 +662,7 @@
         <w:t xml:space="preserve">"根因在 N2 schema"目前只是合理假设</w:t>
       </w:r>
       <w:r>
-        <w:t xml:space="preserve">。⇒ 现在硬写一篇出来，等于把一个假设包装成结论——</w:t>
+        <w:t xml:space="preserve">。现在硬写一篇出来，等于把一个假设包装成结论——</w:t>
       </w:r>
       <w:r>
         <w:rPr>
@@ -713,7 +707,87 @@
         <w:t xml:space="preserve"> </w:t>
       </w:r>
       <w:r>
-        <w:t xml:space="preserve">理由和上次一样，而且这次更硬：</w:t>
+        <w:t xml:space="preserve">理由和上次一样，而且这次更硬：四篇的读数</w:t>
+      </w:r>
+      <w:r>
+        <w:rPr>
+          <w:bCs/>
+          <w:b/>
+        </w:rPr>
+        <w:t xml:space="preserve">全部是已跑出来的</w:t>
+      </w:r>
+      <w:r>
+        <w:t xml:space="preserve">，我在附录 C（数字台账）里逐条登记了来源和状态。</w:t>
+      </w:r>
+      <w:r>
+        <w:rPr>
+          <w:bCs/>
+          <w:b/>
+        </w:rPr>
+        <w:t xml:space="preserve">没跑出来的地方写成</w:t>
+      </w:r>
+      <w:r>
+        <w:rPr>
+          <w:bCs/>
+          <w:b/>
+        </w:rPr>
+        <w:t xml:space="preserve"> </w:t>
+      </w:r>
+      <w:r>
+        <w:rPr>
+          <w:rStyle w:val="VerbatimChar"/>
+          <w:bCs/>
+          <w:b/>
+        </w:rPr>
+        <w:t xml:space="preserve">【待完成】</w:t>
+      </w:r>
+      <w:r>
+        <w:t xml:space="preserve">。</w:t>
+      </w:r>
+      <w:r>
+        <w:t xml:space="preserve"> </w:t>
+      </w:r>
+      <w:r>
+        <w:t xml:space="preserve">&gt;</w:t>
+      </w:r>
+      <w:r>
+        <w:t xml:space="preserve"> </w:t>
+      </w:r>
+      <w:r>
+        <w:rPr>
+          <w:bCs/>
+          <w:b/>
+        </w:rPr>
+        <w:t xml:space="preserve">判据、噪声地板、样本量、预注册位置，能写全的写全；写不全的，在</w:t>
+      </w:r>
+      <w:r>
+        <w:rPr>
+          <w:bCs/>
+          <w:b/>
+        </w:rPr>
+        <w:t xml:space="preserve"> </w:t>
+      </w:r>
+      <w:r>
+        <w:rPr>
+          <w:rStyle w:val="VerbatimChar"/>
+          <w:bCs/>
+          <w:b/>
+        </w:rPr>
+        <w:t xml:space="preserve">07_待填审计_判据定版状态.md</w:t>
+      </w:r>
+      <w:r>
+        <w:rPr>
+          <w:bCs/>
+          <w:b/>
+        </w:rPr>
+        <w:t xml:space="preserve"> </w:t>
+      </w:r>
+      <w:r>
+        <w:rPr>
+          <w:bCs/>
+          <w:b/>
+        </w:rPr>
+        <w:t xml:space="preserve">里逐条标明是「判据未定版」还是「在当前条件下不可判定」。</w:t>
       </w:r>
     </w:p>
     <w:p>
@@ -721,39 +795,150 @@
         <w:pStyle w:val="BodyText"/>
       </w:pPr>
       <w:r>
-        <w:t xml:space="preserve">四篇的读数</w:t>
-      </w:r>
-      <w:r>
-        <w:rPr>
-          <w:bCs/>
-          <w:b/>
-        </w:rPr>
-        <w:t xml:space="preserve">全部是已跑出来的</w:t>
-      </w:r>
-      <w:r>
-        <w:t xml:space="preserve">，我在附录 C（数字台账）里逐条登记了来源和状态。</w:t>
-      </w:r>
-      <w:r>
-        <w:rPr>
-          <w:bCs/>
-          <w:b/>
-        </w:rPr>
-        <w:t xml:space="preserve">没跑出来的地方写成</w:t>
-      </w:r>
-      <w:r>
-        <w:rPr>
-          <w:bCs/>
-          <w:b/>
-        </w:rPr>
+        <w:rPr>
+          <w:bCs/>
+          <w:b/>
+        </w:rPr>
+        <w:t xml:space="preserve">一次自查误判（2026-10-24 12:40，已推翻并恢复）—— 这一条建议对外讲，它比"我们没编"更有说服力</w:t>
+      </w:r>
+      <w:r>
+        <w:t xml:space="preserve"> </w:t>
+      </w:r>
+      <w:r>
+        <w:t xml:space="preserve">我们一度把一张表（多样性度量的</w:t>
+      </w:r>
+      <w:r>
+        <w:t xml:space="preserve"> </w:t>
+      </w:r>
+      <w:r>
+        <w:rPr>
+          <w:bCs/>
+          <w:b/>
+        </w:rPr>
+        <w:t xml:space="preserve">n 基线·逐 n 明细</w:t>
+      </w:r>
+      <w:r>
+        <w:t xml:space="preserve">）误判为"无源"并删除，向外自曝成"我们编了数"。</w:t>
+      </w:r>
+      <w:r>
+        <w:rPr>
+          <w:bCs/>
+          <w:b/>
+        </w:rPr>
+        <w:t xml:space="preserve">核实后确认那张表是真的</w:t>
+      </w:r>
+      <w:r>
+        <w:t xml:space="preserve">（第二组第八轮交付的</w:t>
+      </w:r>
+      <w:r>
         <w:t xml:space="preserve"> </w:t>
       </w:r>
       <w:r>
         <w:rPr>
           <w:rStyle w:val="VerbatimChar"/>
-          <w:bCs/>
-          <w:b/>
-        </w:rPr>
-        <w:t xml:space="preserve">【待完成】</w:t>
+        </w:rPr>
+        <w:t xml:space="preserve">runs/n-baseline-2026-10-24/n_baseline.json</w:t>
+      </w:r>
+      <w:r>
+        <w:t xml:space="preserve"> </w:t>
+      </w:r>
+      <w:r>
+        <w:t xml:space="preserve">逐格完全相同），</w:t>
+      </w:r>
+      <w:r>
+        <w:rPr>
+          <w:bCs/>
+          <w:b/>
+        </w:rPr>
+        <w:t xml:space="preserve">已恢复并补上真实路径。</w:t>
+      </w:r>
+      <w:r>
+        <w:t xml:space="preserve"> </w:t>
+      </w:r>
+      <w:r>
+        <w:rPr>
+          <w:bCs/>
+          <w:b/>
+        </w:rPr>
+        <w:t xml:space="preserve">对外的正确表述</w:t>
+      </w:r>
+      <w:r>
+        <w:t xml:space="preserve">：「</w:t>
+      </w:r>
+      <w:r>
+        <w:rPr>
+          <w:bCs/>
+          <w:b/>
+        </w:rPr>
+        <w:t xml:space="preserve">我们自查时一度把一张表误判为无源，核实后确认它有源，已恢复并补上路径。</w:t>
+      </w:r>
+      <w:r>
+        <w:t xml:space="preserve">」——</w:t>
+      </w:r>
+      <w:r>
+        <w:rPr>
+          <w:bCs/>
+          <w:b/>
+        </w:rPr>
+        <w:t xml:space="preserve">不是</w:t>
+      </w:r>
+      <w:r>
+        <w:t xml:space="preserve">「我们编了数」（不实）。</w:t>
+      </w:r>
+      <w:r>
+        <w:t xml:space="preserve"> </w:t>
+      </w:r>
+      <w:r>
+        <w:rPr>
+          <w:bCs/>
+          <w:b/>
+        </w:rPr>
+        <w:t xml:space="preserve">由此两条可复用的铁律</w:t>
+      </w:r>
+      <w:r>
+        <w:t xml:space="preserve">：</w:t>
+      </w:r>
+      <w:r>
+        <w:t xml:space="preserve"> </w:t>
+      </w:r>
+      <w:r>
+        <w:t xml:space="preserve">①</w:t>
+      </w:r>
+      <w:r>
+        <w:t xml:space="preserve"> </w:t>
+      </w:r>
+      <w:r>
+        <w:rPr>
+          <w:bCs/>
+          <w:b/>
+        </w:rPr>
+        <w:t xml:space="preserve">判定「一个数字是不是编的」必须查全三处</w:t>
+      </w:r>
+      <w:r>
+        <w:t xml:space="preserve">：交接消息 +</w:t>
+      </w:r>
+      <w:r>
+        <w:t xml:space="preserve"> </w:t>
+      </w:r>
+      <w:r>
+        <w:rPr>
+          <w:bCs/>
+          <w:b/>
+        </w:rPr>
+        <w:t xml:space="preserve">源文件当前版本</w:t>
+      </w:r>
+      <w:r>
+        <w:t xml:space="preserve"> </w:t>
+      </w:r>
+      <w:r>
+        <w:t xml:space="preserve">+ 产出方 session 的工具输出，</w:t>
+      </w:r>
+      <w:r>
+        <w:rPr>
+          <w:bCs/>
+          <w:b/>
+        </w:rPr>
+        <w:t xml:space="preserve">「我搜不到」≠「它没有」</w:t>
       </w:r>
       <w:r>
         <w:t xml:space="preserve">。</w:t>
@@ -762,46 +947,39 @@
         <w:t xml:space="preserve"> </w:t>
       </w:r>
       <w:r>
-        <w:t xml:space="preserve">&gt; ⇒</w:t>
-      </w:r>
-      <w:r>
-        <w:t xml:space="preserve"> </w:t>
-      </w:r>
-      <w:r>
-        <w:rPr>
-          <w:bCs/>
-          <w:b/>
-        </w:rPr>
-        <w:t xml:space="preserve">判据、噪声地板、样本量、预注册位置，能写全的写全；写不全的，在</w:t>
-      </w:r>
-      <w:r>
-        <w:rPr>
-          <w:bCs/>
-          <w:b/>
-        </w:rPr>
-        <w:t xml:space="preserve"> </w:t>
-      </w:r>
-      <w:r>
-        <w:rPr>
-          <w:rStyle w:val="VerbatimChar"/>
-          <w:bCs/>
-          <w:b/>
-        </w:rPr>
-        <w:t xml:space="preserve">07_待填审计_判据定版状态.md</w:t>
-      </w:r>
-      <w:r>
-        <w:rPr>
-          <w:bCs/>
-          <w:b/>
-        </w:rPr>
-        <w:t xml:space="preserve"> </w:t>
-      </w:r>
-      <w:r>
-        <w:rPr>
-          <w:bCs/>
-          <w:b/>
-        </w:rPr>
-        <w:t xml:space="preserve">里逐条标明是「判据未定版」还是「在当前条件下不可判定」。</w:t>
+        <w:t xml:space="preserve">②</w:t>
+      </w:r>
+      <w:r>
+        <w:t xml:space="preserve"> </w:t>
+      </w:r>
+      <w:r>
+        <w:rPr>
+          <w:bCs/>
+          <w:b/>
+        </w:rPr>
+        <w:t xml:space="preserve">删任何一张表之前，先确认源的版本时间戳</w:t>
+      </w:r>
+      <w:r>
+        <w:t xml:space="preserve"> </w:t>
+      </w:r>
+      <w:r>
+        <w:t xml:space="preserve">—— 同一句话在 20 分钟内能从"证据"变成"不是证据"（我们那次对着 629 行的旧报告说"报告里也没有"，而那一节是 11:55 才写进 872 行新版的）。</w:t>
+      </w:r>
+      <w:r>
+        <w:t xml:space="preserve"> </w:t>
+      </w:r>
+      <w:r>
+        <w:t xml:space="preserve">&gt;</w:t>
+      </w:r>
+      <w:r>
+        <w:t xml:space="preserve"> </w:t>
+      </w:r>
+      <w:r>
+        <w:rPr>
+          <w:bCs/>
+          <w:b/>
+        </w:rPr>
+        <w:t xml:space="preserve">当前分级（2026-10-24 逐条审计）：24 条真实待办里，10 条判据已定版、5 条形式待补、9 条未成文或不可判定。</w:t>
       </w:r>
     </w:p>
     <w:p>
@@ -809,225 +987,6 @@
         <w:pStyle w:val="BodyText"/>
       </w:pPr>
       <w:r>
-        <w:t xml:space="preserve">★</w:t>
-      </w:r>
-      <w:r>
-        <w:t xml:space="preserve"> </w:t>
-      </w:r>
-      <w:r>
-        <w:rPr>
-          <w:bCs/>
-          <w:b/>
-        </w:rPr>
-        <w:t xml:space="preserve">一次自查误判（2026-10-24 12:40，已推翻并恢复）—— 这一条建议对外讲，它比"我们没编"更有说服力</w:t>
-      </w:r>
-      <w:r>
-        <w:t xml:space="preserve"> </w:t>
-      </w:r>
-      <w:r>
-        <w:t xml:space="preserve">我们一度把一张表（多样性度量的</w:t>
-      </w:r>
-      <w:r>
-        <w:t xml:space="preserve"> </w:t>
-      </w:r>
-      <w:r>
-        <w:rPr>
-          <w:bCs/>
-          <w:b/>
-        </w:rPr>
-        <w:t xml:space="preserve">n 基线·逐 n 明细</w:t>
-      </w:r>
-      <w:r>
-        <w:t xml:space="preserve">）误判为"无源"并删除，向外自曝成"我们编了数"。⇒</w:t>
-      </w:r>
-      <w:r>
-        <w:t xml:space="preserve"> </w:t>
-      </w:r>
-      <w:r>
-        <w:rPr>
-          <w:bCs/>
-          <w:b/>
-        </w:rPr>
-        <w:t xml:space="preserve">核实后确认那张表是真的</w:t>
-      </w:r>
-      <w:r>
-        <w:t xml:space="preserve">（第二组第八轮交付的</w:t>
-      </w:r>
-      <w:r>
-        <w:t xml:space="preserve"> </w:t>
-      </w:r>
-      <w:r>
-        <w:rPr>
-          <w:rStyle w:val="VerbatimChar"/>
-        </w:rPr>
-        <w:t xml:space="preserve">runs/n-baseline-2026-10-24/n_baseline.json</w:t>
-      </w:r>
-      <w:r>
-        <w:t xml:space="preserve"> </w:t>
-      </w:r>
-      <w:r>
-        <w:t xml:space="preserve">逐格完全相同）⇒</w:t>
-      </w:r>
-      <w:r>
-        <w:t xml:space="preserve"> </w:t>
-      </w:r>
-      <w:r>
-        <w:rPr>
-          <w:bCs/>
-          <w:b/>
-        </w:rPr>
-        <w:t xml:space="preserve">已恢复并补上真实路径。</w:t>
-      </w:r>
-      <w:r>
-        <w:t xml:space="preserve"> </w:t>
-      </w:r>
-      <w:r>
-        <w:t xml:space="preserve">⇒ ⇒</w:t>
-      </w:r>
-      <w:r>
-        <w:t xml:space="preserve"> </w:t>
-      </w:r>
-      <w:r>
-        <w:rPr>
-          <w:bCs/>
-          <w:b/>
-        </w:rPr>
-        <w:t xml:space="preserve">对外的正确表述</w:t>
-      </w:r>
-      <w:r>
-        <w:t xml:space="preserve">：「</w:t>
-      </w:r>
-      <w:r>
-        <w:rPr>
-          <w:bCs/>
-          <w:b/>
-        </w:rPr>
-        <w:t xml:space="preserve">我们自查时一度把一张表误判为无源，核实后确认它有源，已恢复并补上路径。</w:t>
-      </w:r>
-      <w:r>
-        <w:t xml:space="preserve">」——</w:t>
-      </w:r>
-      <w:r>
-        <w:rPr>
-          <w:bCs/>
-          <w:b/>
-        </w:rPr>
-        <w:t xml:space="preserve">不是</w:t>
-      </w:r>
-      <w:r>
-        <w:t xml:space="preserve">「我们编了数」（不实）。</w:t>
-      </w:r>
-      <w:r>
-        <w:t xml:space="preserve"> </w:t>
-      </w:r>
-      <w:r>
-        <w:t xml:space="preserve">⇒ ⇒</w:t>
-      </w:r>
-      <w:r>
-        <w:t xml:space="preserve"> </w:t>
-      </w:r>
-      <w:r>
-        <w:rPr>
-          <w:bCs/>
-          <w:b/>
-        </w:rPr>
-        <w:t xml:space="preserve">由此两条可复用的铁律</w:t>
-      </w:r>
-      <w:r>
-        <w:t xml:space="preserve">：</w:t>
-      </w:r>
-      <w:r>
-        <w:t xml:space="preserve"> </w:t>
-      </w:r>
-      <w:r>
-        <w:t xml:space="preserve">①</w:t>
-      </w:r>
-      <w:r>
-        <w:t xml:space="preserve"> </w:t>
-      </w:r>
-      <w:r>
-        <w:rPr>
-          <w:bCs/>
-          <w:b/>
-        </w:rPr>
-        <w:t xml:space="preserve">判定「一个数字是不是编的」必须查全三处</w:t>
-      </w:r>
-      <w:r>
-        <w:t xml:space="preserve">：交接消息 +</w:t>
-      </w:r>
-      <w:r>
-        <w:t xml:space="preserve"> </w:t>
-      </w:r>
-      <w:r>
-        <w:rPr>
-          <w:bCs/>
-          <w:b/>
-        </w:rPr>
-        <w:t xml:space="preserve">源文件当前版本</w:t>
-      </w:r>
-      <w:r>
-        <w:t xml:space="preserve"> </w:t>
-      </w:r>
-      <w:r>
-        <w:t xml:space="preserve">+ 产出方 session 的工具输出 ⇒</w:t>
-      </w:r>
-      <w:r>
-        <w:t xml:space="preserve"> </w:t>
-      </w:r>
-      <w:r>
-        <w:rPr>
-          <w:bCs/>
-          <w:b/>
-        </w:rPr>
-        <w:t xml:space="preserve">「我搜不到」≠「它没有」</w:t>
-      </w:r>
-      <w:r>
-        <w:t xml:space="preserve">。</w:t>
-      </w:r>
-      <w:r>
-        <w:t xml:space="preserve"> </w:t>
-      </w:r>
-      <w:r>
-        <w:t xml:space="preserve">②</w:t>
-      </w:r>
-      <w:r>
-        <w:t xml:space="preserve"> </w:t>
-      </w:r>
-      <w:r>
-        <w:rPr>
-          <w:bCs/>
-          <w:b/>
-        </w:rPr>
-        <w:t xml:space="preserve">删任何一张表之前，先确认源的版本时间戳</w:t>
-      </w:r>
-      <w:r>
-        <w:t xml:space="preserve"> </w:t>
-      </w:r>
-      <w:r>
-        <w:t xml:space="preserve">—— 同一句话在 20 分钟内能从"证据"变成"不是证据"（我们那次对着 629 行的旧报告说"报告里也没有"，而那一节是 11:55 才写进 872 行新版的）。</w:t>
-      </w:r>
-      <w:r>
-        <w:t xml:space="preserve"> </w:t>
-      </w:r>
-      <w:r>
-        <w:t xml:space="preserve">&gt; ⇒</w:t>
-      </w:r>
-      <w:r>
-        <w:t xml:space="preserve"> </w:t>
-      </w:r>
-      <w:r>
-        <w:rPr>
-          <w:bCs/>
-          <w:b/>
-        </w:rPr>
-        <w:t xml:space="preserve">当前分级（2026-10-24 逐条审计）：24 条真实待办里，10 条判据已定版、5 条形式待补、9 条未成文或不可判定。</w:t>
-      </w:r>
-    </w:p>
-    <w:p>
-      <w:pPr>
-        <w:pStyle w:val="BodyText"/>
-      </w:pPr>
-      <w:r>
         <w:rPr>
           <w:bCs/>
           <w:b/>
@@ -1045,10 +1004,7 @@
         <w:t xml:space="preserve">共用</w:t>
       </w:r>
       <w:r>
-        <w:t xml:space="preserve">的引用纪律（9 条 DISPUTED 数字 + 7 条黑名单 + 幽灵正文污染 + 三处文献误用）统一收进了 L1 篇的附录 C，A/C/D 篇各自引用。⇒</w:t>
-      </w:r>
-      <w:r>
-        <w:t xml:space="preserve"> </w:t>
+        <w:t xml:space="preserve">的引用要求（9 条 DISPUTED 数字 + 7 条黑名单 + 幽灵正文污染 + 三处文献误用）统一收进了 L1 篇的附录 C，A/C/D 篇各自引用。</w:t>
       </w:r>
       <w:r>
         <w:rPr>
@@ -1099,7 +1055,7 @@
         <w:pStyle w:val="Heading2"/>
       </w:pPr>
       <w:r>
-        <w:t xml:space="preserve">1b · ★ 两条必须说清的边界（外部也会问，先说比被问强）</w:t>
+        <w:t xml:space="preserve">1b · 两条必须说清的边界（外部也会问，先说比被问强）</w:t>
       </w:r>
     </w:p>
     <w:bookmarkStart w:id="22" w:name="b-1-资源硬边界-这是边界不是待补项"/>
@@ -1108,7 +1064,7 @@
         <w:pStyle w:val="Heading3"/>
       </w:pPr>
       <w:r>
-        <w:t xml:space="preserve">1b-1 ★ 资源硬边界 ——</w:t>
+        <w:t xml:space="preserve">1b-1 资源硬边界 ——</w:t>
       </w:r>
       <w:r>
         <w:t xml:space="preserve"> </w:t>
@@ -1230,7 +1186,7 @@
               <w:jc w:val="left"/>
             </w:pPr>
             <w:r>
-              <w:t xml:space="preserve">⇒ 任何"多跑几轮"都能做，但</w:t>
+              <w:t xml:space="preserve">，任何"多跑几轮"都能做，但</w:t>
             </w:r>
             <w:r>
               <w:rPr>
@@ -1289,10 +1245,7 @@
               <w:jc w:val="left"/>
             </w:pPr>
             <w:r>
-              <w:t xml:space="preserve">⇒ ★</w:t>
-            </w:r>
-            <w:r>
-              <w:t xml:space="preserve"> </w:t>
+              <w:t xml:space="preserve">，</w:t>
             </w:r>
             <w:r>
               <w:rPr>
@@ -1302,10 +1255,7 @@
               <w:t xml:space="preserve">任何需要人类盲评的结论都做不了</w:t>
             </w:r>
             <w:r>
-              <w:t xml:space="preserve">（D 篇盲评、A 篇盲评最小版各需 240 次评审）⇒</w:t>
-            </w:r>
-            <w:r>
-              <w:t xml:space="preserve"> </w:t>
+              <w:t xml:space="preserve">（D 篇盲评、A 篇盲评最小版各需 240 次评审），</w:t>
             </w:r>
             <w:r>
               <w:rPr>
@@ -1361,10 +1311,7 @@
               <w:jc w:val="left"/>
             </w:pPr>
             <w:r>
-              <w:t xml:space="preserve">⇒ ⇒ ★★</w:t>
-            </w:r>
-            <w:r>
-              <w:t xml:space="preserve"> </w:t>
+              <w:t xml:space="preserve">，</w:t>
             </w:r>
             <w:r>
               <w:rPr>
@@ -1374,7 +1321,7 @@
               <w:t xml:space="preserve">层1 的注意力层面归因在原理上做不了</w:t>
             </w:r>
             <w:r>
-              <w:t xml:space="preserve">（硬边界）⇒ ⇒ 只能写成"</w:t>
+              <w:t xml:space="preserve">（硬边界），只能写成"</w:t>
             </w:r>
             <w:r>
               <w:rPr>
@@ -1384,10 +1331,7 @@
               <w:t xml:space="preserve">与注意力机制相容但未被检验</w:t>
             </w:r>
             <w:r>
-              <w:t xml:space="preserve">"⇒ ⇒</w:t>
-            </w:r>
-            <w:r>
-              <w:t xml:space="preserve"> </w:t>
+              <w:t xml:space="preserve">"，</w:t>
             </w:r>
             <w:r>
               <w:rPr>
@@ -1467,7 +1411,7 @@
               <w:jc w:val="left"/>
             </w:pPr>
             <w:r>
-              <w:t xml:space="preserve">⇒ typicality / NLL / perplexity / PMI</w:t>
+              <w:t xml:space="preserve">，typicality / NLL / perplexity / PMI</w:t>
             </w:r>
             <w:r>
               <w:t xml:space="preserve"> </w:t>
@@ -1565,12 +1509,6 @@
         <w:pStyle w:val="BodyText"/>
       </w:pPr>
       <w:r>
-        <w:t xml:space="preserve">⇒ ⇒</w:t>
-      </w:r>
-      <w:r>
-        <w:t xml:space="preserve"> </w:t>
-      </w:r>
-      <w:r>
         <w:rPr>
           <w:bCs/>
           <w:b/>
@@ -1598,7 +1536,7 @@
         <w:t xml:space="preserve">不要</w:t>
       </w:r>
       <w:r>
-        <w:t xml:space="preserve">写成"待补项" ⇒ 否则答辩现场会被当成"还没做"。</w:t>
+        <w:t xml:space="preserve">写成"待补项"，否则答辩现场会被当成"还没做"。</w:t>
       </w:r>
     </w:p>
     <w:bookmarkEnd w:id="22"/>
@@ -1608,7 +1546,7 @@
         <w:pStyle w:val="Heading3"/>
       </w:pPr>
       <w:r>
-        <w:t xml:space="preserve">1b-2 ★ 独立检查状态总括（</w:t>
+        <w:t xml:space="preserve">1b-2 独立检查状态总括（</w:t>
       </w:r>
       <w:r>
         <w:rPr>
@@ -1636,7 +1574,7 @@
         <w:t xml:space="preserve"> </w:t>
       </w:r>
       <w:r>
-        <w:t xml:space="preserve">⇒ 产出方自算、从同一批</w:t>
+        <w:t xml:space="preserve">产出方自算、从同一批</w:t>
       </w:r>
       <w:r>
         <w:t xml:space="preserve"> </w:t>
@@ -1779,12 +1717,6 @@
               <w:jc w:val="center"/>
             </w:pPr>
             <w:r>
-              <w:t xml:space="preserve">★</w:t>
-            </w:r>
-            <w:r>
-              <w:t xml:space="preserve"> </w:t>
-            </w:r>
-            <w:r>
               <w:rPr>
                 <w:bCs/>
                 <w:b/>
@@ -1869,7 +1801,7 @@
               <w:t xml:space="preserve"> </w:t>
             </w:r>
             <w:r>
-              <w:t xml:space="preserve">两份文档里给出不同错误率 ⇒ 2026-10-22 独立复核查明</w:t>
+              <w:t xml:space="preserve">两份文档里给出不同错误率，2026-10-22 独立复核查明</w:t>
             </w:r>
             <w:r>
               <w:rPr>
@@ -1879,7 +1811,7 @@
               <w:t xml:space="preserve">两者量的不是同一个量</w:t>
             </w:r>
             <w:r>
-              <w:t xml:space="preserve">（原始断言全集 vs 去重后并集）⇒ 已闭合</w:t>
+              <w:t xml:space="preserve">（原始断言全集 vs 去重后并集），已闭合</w:t>
             </w:r>
           </w:p>
         </w:tc>
@@ -1891,7 +1823,7 @@
               <w:jc w:val="center"/>
             </w:pPr>
             <w:r>
-              <w:t xml:space="preserve">✅ 有效，但</w:t>
+              <w:t xml:space="preserve">有效，但</w:t>
             </w:r>
             <w:r>
               <w:rPr>
@@ -1940,10 +1872,7 @@
               <w:t xml:space="preserve">one_frame</w:t>
             </w:r>
             <w:r>
-              <w:t xml:space="preserve"> </w:t>
-            </w:r>
-            <w:r>
-              <w:t xml:space="preserve">⇒ 共享度升高，</w:t>
+              <w:t xml:space="preserve">，共享度升高，</w:t>
             </w:r>
             <w:r>
               <w:rPr>
@@ -1965,7 +1894,7 @@
               <w:jc w:val="center"/>
             </w:pPr>
             <w:r>
-              <w:t xml:space="preserve">✅ 方向级，</w:t>
+              <w:t xml:space="preserve">方向级，</w:t>
             </w:r>
             <w:r>
               <w:rPr>
@@ -2014,12 +1943,6 @@
               <w:jc w:val="center"/>
             </w:pPr>
             <w:r>
-              <w:t xml:space="preserve">⚠️</w:t>
-            </w:r>
-            <w:r>
-              <w:t xml:space="preserve"> </w:t>
-            </w:r>
-            <w:r>
               <w:rPr>
                 <w:bCs/>
                 <w:b/>
@@ -2064,12 +1987,6 @@
               <w:jc w:val="left"/>
             </w:pPr>
             <w:r>
-              <w:t xml:space="preserve">★</w:t>
-            </w:r>
-            <w:r>
-              <w:t xml:space="preserve"> </w:t>
-            </w:r>
-            <w:r>
               <w:rPr>
                 <w:bCs/>
                 <w:b/>
@@ -2077,7 +1994,7 @@
               <w:t xml:space="preserve">L1 全部读数</w:t>
             </w:r>
             <w:r>
-              <w:t xml:space="preserve">（三层分离判决表、0.886/0.944、0.135、0.457 vs 0.500、10.5×、2胜11负、+0.166）｜ ★</w:t>
+              <w:t xml:space="preserve">（三层分离判决表、0.886/0.944、0.135、0.457 vs 0.500、10.5×、2胜11负、+0.166）｜</w:t>
             </w:r>
             <w:r>
               <w:t xml:space="preserve"> </w:t>
@@ -2090,7 +2007,7 @@
               <w:t xml:space="preserve">A 的 R1–R6</w:t>
             </w:r>
             <w:r>
-              <w:t xml:space="preserve">（944 断言全量重判、巡练判决、末步对照）｜ ★</w:t>
+              <w:t xml:space="preserve">（944 断言全量重判、巡练判决、末步对照）｜</w:t>
             </w:r>
             <w:r>
               <w:t xml:space="preserve"> </w:t>
@@ -2106,7 +2023,7 @@
               <w:t xml:space="preserve"> </w:t>
             </w:r>
             <w:r>
-              <w:t xml:space="preserve">｜ ★</w:t>
+              <w:t xml:space="preserve">｜</w:t>
             </w:r>
             <w:r>
               <w:t xml:space="preserve"> </w:t>
@@ -2125,11 +2042,7 @@
           <w:p>
             <w:pPr>
               <w:pStyle w:val="Compact"/>
-              <w:jc w:val="center"/>
-            </w:pPr>
-            <w:r>
-              <w:t xml:space="preserve">❌</w:t>
-            </w:r>
+            </w:pPr>
           </w:p>
         </w:tc>
       </w:tr>
@@ -2139,12 +2052,6 @@
         <w:pStyle w:val="BodyText"/>
       </w:pPr>
       <w:r>
-        <w:t xml:space="preserve">⇒ ⇒ ★</w:t>
-      </w:r>
-      <w:r>
-        <w:t xml:space="preserve"> </w:t>
-      </w:r>
-      <w:r>
         <w:rPr>
           <w:bCs/>
           <w:b/>
@@ -2168,17 +2075,11 @@
         <w:t xml:space="preserve"> </w:t>
       </w:r>
       <w:r>
-        <w:t xml:space="preserve">⇒ ⇒</w:t>
-      </w:r>
-      <w:r>
-        <w:t xml:space="preserve"> </w:t>
-      </w:r>
-      <w:r>
-        <w:rPr>
-          <w:bCs/>
-          <w:b/>
-        </w:rPr>
-        <w:t xml:space="preserve">明确区分五种状态（★ 2026-10-25 扩到五档 ——</w:t>
+        <w:rPr>
+          <w:bCs/>
+          <w:b/>
+        </w:rPr>
+        <w:t xml:space="preserve">明确区分五种状态（2026-10-25 扩到五档 ——</w:t>
       </w:r>
       <w:r>
         <w:rPr>
@@ -2475,7 +2376,7 @@
                 <w:bCs/>
                 <w:b/>
               </w:rPr>
-              <w:t xml:space="preserve">探索性 / 事后校准 / ★ 已知有系统性问题</w:t>
+              <w:t xml:space="preserve">探索性 / 事后校准 / 已知有系统性问题</w:t>
             </w:r>
           </w:p>
         </w:tc>
@@ -2505,12 +2406,6 @@
               <w:pStyle w:val="Compact"/>
               <w:jc w:val="left"/>
             </w:pPr>
-            <w:r>
-              <w:t xml:space="preserve">★★</w:t>
-            </w:r>
-            <w:r>
-              <w:t xml:space="preserve"> </w:t>
-            </w:r>
             <w:r>
               <w:rPr>
                 <w:rStyle w:val="VerbatimChar"/>
@@ -2542,12 +2437,6 @@
               <w:pStyle w:val="Compact"/>
               <w:jc w:val="center"/>
             </w:pPr>
-            <w:r>
-              <w:t xml:space="preserve">★★</w:t>
-            </w:r>
-            <w:r>
-              <w:t xml:space="preserve"> </w:t>
-            </w:r>
             <w:r>
               <w:rPr>
                 <w:bCs/>
@@ -2686,145 +2575,79 @@
         <w:pStyle w:val="BodyText"/>
       </w:pPr>
       <w:r>
-        <w:t xml:space="preserve">⇒ ⇒ ★★</w:t>
-      </w:r>
-      <w:r>
-        <w:t xml:space="preserve"> </w:t>
-      </w:r>
-      <w:r>
-        <w:rPr>
-          <w:bCs/>
-          <w:b/>
-        </w:rPr>
-        <w:t xml:space="preserve">★</w:t>
-      </w:r>
-      <w:r>
-        <w:rPr>
-          <w:bCs/>
-          <w:b/>
-        </w:rPr>
+        <w:t xml:space="preserve">**</w:t>
+      </w:r>
+      <w:r>
         <w:t xml:space="preserve"> </w:t>
       </w:r>
       <w:r>
         <w:rPr>
           <w:rStyle w:val="VerbatimChar"/>
-          <w:bCs/>
-          <w:b/>
         </w:rPr>
         <w:t xml:space="preserve">◐</w:t>
       </w:r>
       <w:r>
-        <w:rPr>
-          <w:bCs/>
-          <w:b/>
-        </w:rPr>
-        <w:t xml:space="preserve"> </w:t>
-      </w:r>
-      <w:r>
-        <w:rPr>
-          <w:bCs/>
-          <w:b/>
-        </w:rPr>
+        <w:t xml:space="preserve"> </w:t>
+      </w:r>
+      <w:r>
         <w:t xml:space="preserve">与那三种"没测出来"的区别是本质的</w:t>
       </w:r>
       <w:r>
+        <w:rPr>
+          <w:bCs/>
+          <w:b/>
+        </w:rPr>
         <w:t xml:space="preserve">：</w:t>
       </w:r>
       <w:r>
-        <w:rPr>
-          <w:bCs/>
-          <w:b/>
-        </w:rPr>
         <w:t xml:space="preserve">前者是【没测出来】，</w:t>
       </w:r>
       <w:r>
         <w:rPr>
           <w:rStyle w:val="VerbatimChar"/>
-          <w:bCs/>
-          <w:b/>
         </w:rPr>
         <w:t xml:space="preserve">◐</w:t>
       </w:r>
       <w:r>
-        <w:rPr>
-          <w:bCs/>
-          <w:b/>
-        </w:rPr>
-        <w:t xml:space="preserve"> </w:t>
-      </w:r>
-      <w:r>
-        <w:rPr>
-          <w:bCs/>
-          <w:b/>
-        </w:rPr>
+        <w:t xml:space="preserve"> </w:t>
+      </w:r>
+      <w:r>
         <w:t xml:space="preserve">是【测了但不可用】</w:t>
       </w:r>
       <w:r>
-        <w:t xml:space="preserve"> </w:t>
-      </w:r>
-      <w:r>
-        <w:t xml:space="preserve">⇒ ⇒</w:t>
-      </w:r>
-      <w:r>
-        <w:t xml:space="preserve"> </w:t>
-      </w:r>
-      <w:r>
-        <w:rPr>
-          <w:bCs/>
-          <w:b/>
-        </w:rPr>
-        <w:t xml:space="preserve">⇒ 所以</w:t>
-      </w:r>
-      <w:r>
-        <w:rPr>
-          <w:bCs/>
-          <w:b/>
-        </w:rPr>
+        <w:rPr>
+          <w:bCs/>
+          <w:b/>
+        </w:rPr>
+        <w:t xml:space="preserve">，</w:t>
+      </w:r>
+      <w:r>
+        <w:t xml:space="preserve">所以</w:t>
+      </w:r>
+      <w:r>
         <w:t xml:space="preserve"> </w:t>
       </w:r>
       <w:r>
         <w:rPr>
           <w:rStyle w:val="VerbatimChar"/>
-          <w:bCs/>
-          <w:b/>
         </w:rPr>
         <w:t xml:space="preserve">◐</w:t>
       </w:r>
       <w:r>
-        <w:rPr>
-          <w:bCs/>
-          <w:b/>
-        </w:rPr>
-        <w:t xml:space="preserve"> </w:t>
-      </w:r>
-      <w:r>
-        <w:rPr>
-          <w:bCs/>
-          <w:b/>
-        </w:rPr>
+        <w:t xml:space="preserve"> </w:t>
+      </w:r>
+      <w:r>
         <w:t xml:space="preserve">的读数不能进结论，只能进"待修"清单。</w:t>
       </w:r>
       <w:r>
-        <w:t xml:space="preserve"> </w:t>
-      </w:r>
-      <w:r>
-        <w:t xml:space="preserve">⇒ ⇒ ★</w:t>
-      </w:r>
-      <w:r>
-        <w:t xml:space="preserve"> </w:t>
-      </w:r>
-      <w:r>
-        <w:rPr>
-          <w:bCs/>
-          <w:b/>
-        </w:rPr>
-        <w:t xml:space="preserve">⇒ 而把"已作废的结论"直接写进正文（而不是删掉）是对的</w:t>
-      </w:r>
-      <w:r>
-        <w:t xml:space="preserve"> </w:t>
-      </w:r>
-      <w:r>
-        <w:t xml:space="preserve">——</w:t>
+        <w:rPr>
+          <w:bCs/>
+          <w:b/>
+        </w:rPr>
+        <w:t xml:space="preserve"> </w:t>
+      </w:r>
+      <w:r>
+        <w:t xml:space="preserve">而把"已作废的结论"直接写进正文（而不是删掉）是对的** ——</w:t>
       </w:r>
       <w:r>
         <w:t xml:space="preserve"> </w:t>
@@ -2837,26 +2660,14 @@
         <w:t xml:space="preserve">已作废的东西最大的风险不是"它错了"，而是【被下游当新发现再引一次】</w:t>
       </w:r>
       <w:r>
-        <w:t xml:space="preserve"> </w:t>
-      </w:r>
-      <w:r>
-        <w:t xml:space="preserve">⇒ ⇒</w:t>
-      </w:r>
-      <w:r>
-        <w:t xml:space="preserve"> </w:t>
-      </w:r>
-      <w:r>
-        <w:rPr>
-          <w:bCs/>
-          <w:b/>
-        </w:rPr>
-        <w:t xml:space="preserve">A 篇 §5.10 已单列「本轮已降级 / 本轮作废」一节。</w:t>
-      </w:r>
-      <w:r>
-        <w:t xml:space="preserve"> </w:t>
-      </w:r>
-      <w:r>
-        <w:t xml:space="preserve">⇒ ⇒</w:t>
+        <w:t xml:space="preserve">，</w:t>
+      </w:r>
+      <w:r>
+        <w:rPr>
+          <w:bCs/>
+          <w:b/>
+        </w:rPr>
+        <w:t xml:space="preserve">A 篇 §5.10 已单列「这一轮已降级 / 这一轮作废」一节。</w:t>
       </w:r>
       <w:r>
         <w:t xml:space="preserve"> </w:t>
@@ -2990,7 +2801,7 @@
         <w:t xml:space="preserve"> </w:t>
       </w:r>
       <w:r>
-        <w:t xml:space="preserve">&gt; ⇒ ⇒</w:t>
+        <w:t xml:space="preserve">&gt;</w:t>
       </w:r>
       <w:r>
         <w:t xml:space="preserve"> </w:t>
@@ -3058,7 +2869,7 @@
         <w:t xml:space="preserve">每一条都写成可证伪的检测规则</w:t>
       </w:r>
       <w:r>
-        <w:t xml:space="preserve">（给可自动化的判据）+ 每条附真实案例 + 审计协议给出"如何让审计本身可信"的三项要求（变异注入、否证条件预注册、执行边界先声明）。⇒ 破法在结构里，不在嘴上。</w:t>
+        <w:t xml:space="preserve">（给可自动化的判据）+ 每条附真实案例 + 审计协议给出"如何让审计本身可信"的三项要求（变异注入、否证条件预注册、执行边界先声明）。破法在结构里，不在嘴上。</w:t>
       </w:r>
     </w:p>
     <w:p>
@@ -3096,10 +2907,7 @@
         <w:t xml:space="preserve">三条技术指控，逐条回查源码全部成立</w:t>
       </w:r>
       <w:r>
-        <w:t xml:space="preserve">（动作—特征行错配；行为策略与更新分布不一致；无目标节点的操作只能表达固定偏好）。⇒</w:t>
-      </w:r>
-      <w:r>
-        <w:t xml:space="preserve"> </w:t>
+        <w:t xml:space="preserve">（动作—特征行错配；行为策略与更新分布不一致；无目标节点的操作只能表达固定偏好）。</w:t>
       </w:r>
       <w:r>
         <w:rPr>
@@ -3109,10 +2917,7 @@
         <w:t xml:space="preserve">执行侧无害、训练侧有害</w:t>
       </w:r>
       <w:r>
-        <w:t xml:space="preserve"> </w:t>
-      </w:r>
-      <w:r>
-        <w:t xml:space="preserve">⇒ 已跑完的产出不受影响，受影响的只是</w:t>
+        <w:t xml:space="preserve">，已跑完的产出不受影响，受影响的只是</w:t>
       </w:r>
       <w:r>
         <w:rPr>
@@ -3166,10 +2971,7 @@
         <w:t xml:space="preserve">仪器端配置漂移</w:t>
       </w:r>
       <w:r>
-        <w:t xml:space="preserve">：型号池 3/9 下架 ⇒ 5 支静默变 4 支 ⇒</w:t>
-      </w:r>
-      <w:r>
-        <w:t xml:space="preserve"> </w:t>
+        <w:t xml:space="preserve">：型号池 3/9 下架，5 支静默变 4 支，</w:t>
       </w:r>
       <w:r>
         <w:rPr>
@@ -3195,10 +2997,7 @@
         <w:t xml:space="preserve">指标零区分度伪装成结论</w:t>
       </w:r>
       <w:r>
-        <w:t xml:space="preserve">：四臂全报 4.0 的旧口径 ⇒</w:t>
-      </w:r>
-      <w:r>
-        <w:t xml:space="preserve"> </w:t>
+        <w:t xml:space="preserve">：四臂全报 4.0 的旧口径，</w:t>
       </w:r>
       <w:r>
         <w:rPr>
@@ -3228,13 +3027,10 @@
           <w:bCs/>
           <w:b/>
         </w:rPr>
-        <w:t xml:space="preserve">"temp=0 ⇒ 评测可复现"是假前提</w:t>
-      </w:r>
-      <w:r>
-        <w:t xml:space="preserve">（多步卡片判定波动 3，而简单事实 3/3 一致）⇒</w:t>
-      </w:r>
-      <w:r>
-        <w:t xml:space="preserve"> </w:t>
+        <w:t xml:space="preserve">"temp=0，评测可复现"是假前提</w:t>
+      </w:r>
+      <w:r>
+        <w:t xml:space="preserve">（多步卡片判定波动 3，而简单事实 3/3 一致），</w:t>
       </w:r>
       <w:r>
         <w:rPr>
@@ -3272,7 +3068,7 @@
         <w:t xml:space="preserve">⑧ 是本文自己最需要小心的一类</w:t>
       </w:r>
       <w:r>
-        <w:t xml:space="preserve">（我们自己的 v3 排序 bug 就是"行为冒充机制"的实例：日志像在学，其实学习从未发生 ⇒ 已写进 A 篇待同步清单）。</w:t>
+        <w:t xml:space="preserve">（我们自己的 v3 排序 bug 就是"行为冒充机制"的实例：日志像在学，其实学习从未发生，已写进 A 篇待同步清单）。</w:t>
       </w:r>
     </w:p>
     <w:p>
@@ -3387,12 +3183,6 @@
         <w:t xml:space="preserve"> </w:t>
       </w:r>
       <w:r>
-        <w:t xml:space="preserve">⇒ ⇒</w:t>
-      </w:r>
-      <w:r>
-        <w:t xml:space="preserve"> </w:t>
-      </w:r>
-      <w:r>
         <w:rPr>
           <w:bCs/>
           <w:b/>
@@ -3428,10 +3218,7 @@
         <w:t xml:space="preserve">这条我们写在 §7 局限 12，不是脚注</w:t>
       </w:r>
       <w:r>
-        <w:t xml:space="preserve">。本文的臂分两类（1 次直调 vs 6–7 次工作流）⇒ 混了成本效应。⇒</w:t>
-      </w:r>
-      <w:r>
-        <w:t xml:space="preserve"> </w:t>
+        <w:t xml:space="preserve">。本文的臂分两类（1 次直调 vs 6–7 次工作流），混了成本效应。</w:t>
       </w:r>
       <w:r>
         <w:rPr>
@@ -3447,12 +3234,6 @@
         <w:t xml:space="preserve"> </w:t>
       </w:r>
       <w:r>
-        <w:t xml:space="preserve">⚠️</w:t>
-      </w:r>
-      <w:r>
-        <w:t xml:space="preserve"> </w:t>
-      </w:r>
-      <w:r>
         <w:rPr>
           <w:bCs/>
           <w:b/>
@@ -3470,7 +3251,7 @@
         <w:t xml:space="preserve">共享同一次发散</w:t>
       </w:r>
       <w:r>
-        <w:t xml:space="preserve">的干净单因子实验（4 臂吃同一次发散的 5 支）⇒ 那个设计恰好排除了"发散层不一样"的混淆。</w:t>
+        <w:t xml:space="preserve">的干净单因子实验（4 臂吃同一次发散的 5 支），那个设计恰好排除了"发散层不一样"的混淆。</w:t>
       </w:r>
     </w:p>
     <w:p>
@@ -3508,7 +3289,7 @@
         <w:t xml:space="preserve">也</w:t>
       </w:r>
       <w:r>
-        <w:t xml:space="preserve">最容易说错（4.2% vs 0.4%）。⇒ 单轴指标无法同时描述二者。★ 而且 A 篇 R5 还给了一个</w:t>
+        <w:t xml:space="preserve">最容易说错（4.2% vs 0.4%）。单轴指标无法同时描述二者。而且 A 篇 R5 还给了一个</w:t>
       </w:r>
       <w:r>
         <w:rPr>
@@ -3518,7 +3299,7 @@
         <w:t xml:space="preserve">反例指标</w:t>
       </w:r>
       <w:r>
-        <w:t xml:space="preserve">（逃逸度给出相反方向）⇒ 说明"指标选不对会翻转结论"这件事我们自己是知道的。</w:t>
+        <w:t xml:space="preserve">（逃逸度给出相反方向），说明"指标选不对会翻转结论"这件事我们自己是知道的。</w:t>
       </w:r>
     </w:p>
     <w:p>
@@ -3530,7 +3311,7 @@
           <w:bCs/>
           <w:b/>
         </w:rPr>
-        <w:t xml:space="preserve">Q4 ⚠️「分母对不对？」</w:t>
+        <w:t xml:space="preserve">Q4 「分母对不对？」</w:t>
       </w:r>
       <w:r>
         <w:t xml:space="preserve">（今天的新雷，必须自己先说）</w:t>
@@ -3546,7 +3327,7 @@
           <w:bCs/>
           <w:b/>
         </w:rPr>
-        <w:t xml:space="preserve">型号池 3/9 已下架 ⇒ 历史 dual 臂的分母是 4 不是 5。已核过的边界（分三种，别混说）</w:t>
+        <w:t xml:space="preserve">型号池 3/9 已下架，历史 dual 臂的分母是 4 不是 5。已核过的边界（分三种，别混说）</w:t>
       </w:r>
       <w:r>
         <w:t xml:space="preserve">：</w:t>
@@ -3568,10 +3349,7 @@
         <w:t xml:space="preserve">R1 的核心过拟合结论</w:t>
       </w:r>
       <w:r>
-        <w:t xml:space="preserve">（用 3 分支规格）⇒ ✅</w:t>
-      </w:r>
-      <w:r>
-        <w:t xml:space="preserve"> </w:t>
+        <w:t xml:space="preserve">（用 3 分支规格），</w:t>
       </w:r>
       <w:r>
         <w:rPr>
@@ -3593,10 +3371,7 @@
         <w:t xml:space="preserve"> </w:t>
       </w:r>
       <w:r>
-        <w:t xml:space="preserve">不命中下架型号）⇒</w:t>
-      </w:r>
-      <w:r>
-        <w:t xml:space="preserve"> </w:t>
+        <w:t xml:space="preserve">不命中下架型号），</w:t>
       </w:r>
       <w:r>
         <w:rPr>
@@ -3625,13 +3400,7 @@
         <w:t xml:space="preserve">R3 的「5 分支」行</w:t>
       </w:r>
       <w:r>
-        <w:t xml:space="preserve"> </w:t>
-      </w:r>
-      <w:r>
-        <w:t xml:space="preserve">⇒ ⚠️</w:t>
-      </w:r>
-      <w:r>
-        <w:t xml:space="preserve"> </w:t>
+        <w:t xml:space="preserve">，</w:t>
       </w:r>
       <w:r>
         <w:rPr>
@@ -3669,10 +3438,7 @@
         <w:t xml:space="preserve"> </w:t>
       </w:r>
       <w:r>
-        <w:t xml:space="preserve">过滤）⇒</w:t>
-      </w:r>
-      <w:r>
-        <w:t xml:space="preserve"> </w:t>
+        <w:t xml:space="preserve">过滤），</w:t>
       </w:r>
       <w:r>
         <w:rPr>
@@ -3682,10 +3448,7 @@
         <w:t xml:space="preserve">读数 4.30 未变，方向不变</w:t>
       </w:r>
       <w:r>
-        <w:t xml:space="preserve">（1 支 4.20 vs 4 支 4.30）⇒ ★</w:t>
-      </w:r>
-      <w:r>
-        <w:t xml:space="preserve"> </w:t>
+        <w:t xml:space="preserve">（1 支 4.20 vs 4 支 4.30），</w:t>
       </w:r>
       <w:r>
         <w:rPr>
@@ -3714,13 +3477,7 @@
         <w:t xml:space="preserve">R2 的 dual 臂（断言数 318/302）与 R4 的宽度读数（5.8 vs 5.2）</w:t>
       </w:r>
       <w:r>
-        <w:t xml:space="preserve"> </w:t>
-      </w:r>
-      <w:r>
-        <w:t xml:space="preserve">⇒ ⚠️</w:t>
-      </w:r>
-      <w:r>
-        <w:t xml:space="preserve"> </w:t>
+        <w:t xml:space="preserve">，</w:t>
       </w:r>
       <w:r>
         <w:rPr>
@@ -3730,10 +3487,7 @@
         <w:t xml:space="preserve">确实需按 4 支重算</w:t>
       </w:r>
       <w:r>
-        <w:t xml:space="preserve"> </w:t>
-      </w:r>
-      <w:r>
-        <w:t xml:space="preserve">⇒ 其中 R4 若成立，方向反而</w:t>
+        <w:t xml:space="preserve">，其中 R4 若成立，方向反而</w:t>
       </w:r>
       <w:r>
         <w:rPr>
@@ -3749,12 +3503,6 @@
         <w:t xml:space="preserve"> </w:t>
       </w:r>
       <w:r>
-        <w:t xml:space="preserve">⇒ ★</w:t>
-      </w:r>
-      <w:r>
-        <w:t xml:space="preserve"> </w:t>
-      </w:r>
-      <w:r>
         <w:rPr>
           <w:bCs/>
           <w:b/>
@@ -3770,12 +3518,6 @@
           <w:b/>
         </w:rPr>
         <w:t xml:space="preserve">"分母是 4 不是 5；核心结论不受影响；R3 只需改表头；R2/R4 的 dual 臂待重算。"</w:t>
-      </w:r>
-      <w:r>
-        <w:t xml:space="preserve"> </w:t>
-      </w:r>
-      <w:r>
-        <w:t xml:space="preserve">⇒ ★</w:t>
       </w:r>
       <w:r>
         <w:t xml:space="preserve"> </w:t>
@@ -3819,7 +3561,7 @@
         <w:t xml:space="preserve">不在架构层，在检索与核验在环</w:t>
       </w:r>
       <w:r>
-        <w:t xml:space="preserve">。A 篇 R6 已经指明出路（生成后筛选：核验在环 +50% 宽度 / 0% 矛盾）。⇒ 这是 A 篇自己的"那什么才 work"答案。</w:t>
+        <w:t xml:space="preserve">。A 篇 R6 已经指明出路（生成后筛选：核验在环 +50% 宽度 / 0% 矛盾）。这是 A 篇自己的"那什么才 work"答案。</w:t>
       </w:r>
     </w:p>
     <w:p>
@@ -3831,7 +3573,7 @@
           <w:bCs/>
           <w:b/>
         </w:rPr>
-        <w:t xml:space="preserve">Q6 ⚠️「你自己修正过两次？」</w:t>
+        <w:t xml:space="preserve">Q6 「你自己修正过两次？」</w:t>
       </w:r>
       <w:r>
         <w:t xml:space="preserve">（今天新增，问的是自我批评，主动讲是加分）</w:t>
@@ -3866,10 +3608,7 @@
         <w:t xml:space="preserve">口径修正</w:t>
       </w:r>
       <w:r>
-        <w:t xml:space="preserve">：原预注册的主读数是「有效秩/n」（PCA 谱参与比）⇒ ★</w:t>
-      </w:r>
-      <w:r>
-        <w:t xml:space="preserve"> </w:t>
+        <w:t xml:space="preserve">：原预注册的主读数是「有效秩/n」（PCA 谱参与比），</w:t>
       </w:r>
       <w:r>
         <w:rPr>
@@ -3879,10 +3618,7 @@
         <w:t xml:space="preserve">这个量在定义上必然随 n 下降</w:t>
       </w:r>
       <w:r>
-        <w:t xml:space="preserve">（秩∈[1,n]，分母是 n）⇒ ⇒</w:t>
-      </w:r>
-      <w:r>
-        <w:t xml:space="preserve"> </w:t>
+        <w:t xml:space="preserve">（秩∈[1,n]，分母是 n），</w:t>
       </w:r>
       <w:r>
         <w:rPr>
@@ -3892,13 +3628,7 @@
         <w:t xml:space="preserve">用一个必然下降的量去检验"加支数是否有效"，无论真实效应是什么都会得出"负向"</w:t>
       </w:r>
       <w:r>
-        <w:t xml:space="preserve">。⇒ 我们把一个数学恒等式当成了实验发现。</w:t>
-      </w:r>
-      <w:r>
-        <w:t xml:space="preserve"> </w:t>
-      </w:r>
-      <w:r>
-        <w:t xml:space="preserve">⇒</w:t>
+        <w:t xml:space="preserve">。我们把一个数学恒等式当成了实验发现。</w:t>
       </w:r>
       <w:r>
         <w:t xml:space="preserve"> </w:t>
@@ -3949,7 +3679,7 @@
         <w:t xml:space="preserve">↑55↓245 / ↑47↓253 / ↑49↓251 / ↑12↓288 / ↑12↓288 / ↑10↓290</w:t>
       </w:r>
       <w:r>
-        <w:t xml:space="preserve">（假阴性 ≈ 100%）⇒ 而 Vendi</w:t>
+        <w:t xml:space="preserve">（假阴性 ≈ 100%），而 Vendi</w:t>
       </w:r>
       <w:r>
         <w:t xml:space="preserve"> </w:t>
@@ -3968,12 +3698,6 @@
         <w:t xml:space="preserve"> </w:t>
       </w:r>
       <w:r>
-        <w:t xml:space="preserve">⇒</w:t>
-      </w:r>
-      <w:r>
-        <w:t xml:space="preserve"> </w:t>
-      </w:r>
-      <w:r>
         <w:rPr>
           <w:bCs/>
           <w:b/>
@@ -3997,12 +3721,6 @@
         <w:t xml:space="preserve"> </w:t>
       </w:r>
       <w:r>
-        <w:t xml:space="preserve">⇒ ⚠️⚠️ ★</w:t>
-      </w:r>
-      <w:r>
-        <w:t xml:space="preserve"> </w:t>
-      </w:r>
-      <w:r>
         <w:rPr>
           <w:bCs/>
           <w:b/>
@@ -4036,13 +3754,7 @@
         <w:t xml:space="preserve">模态 10/27（37%）/ Vendi 5/27（19%）</w:t>
       </w:r>
       <w:r>
-        <w:t xml:space="preserve"> </w:t>
-      </w:r>
-      <w:r>
-        <w:t xml:space="preserve">⇒ ⇒</w:t>
-      </w:r>
-      <w:r>
-        <w:t xml:space="preserve"> </w:t>
+        <w:t xml:space="preserve">，</w:t>
       </w:r>
       <w:r>
         <w:rPr>
@@ -4052,13 +3764,7 @@
         <w:t xml:space="preserve">「加支数让面变宽」在 Vendi 口径下基本是采样量增加的机械产物</w:t>
       </w:r>
       <w:r>
-        <w:t xml:space="preserve"> </w:t>
-      </w:r>
-      <w:r>
-        <w:t xml:space="preserve">⇒</w:t>
-      </w:r>
-      <w:r>
-        <w:t xml:space="preserve"> </w:t>
+        <w:t xml:space="preserve">，</w:t>
       </w:r>
       <w:r>
         <w:rPr>
@@ -4071,12 +3777,6 @@
         <w:t xml:space="preserve"> </w:t>
       </w:r>
       <w:r>
-        <w:t xml:space="preserve">⇒ ⇒ ★</w:t>
-      </w:r>
-      <w:r>
-        <w:t xml:space="preserve"> </w:t>
-      </w:r>
-      <w:r>
         <w:rPr>
           <w:bCs/>
           <w:b/>
@@ -4084,10 +3784,7 @@
         <w:t xml:space="preserve">三道门</w:t>
       </w:r>
       <w:r>
-        <w:t xml:space="preserve">：① 定义上能检出 ② n 基线 ③ 嵌套子集校准 ⇒</w:t>
-      </w:r>
-      <w:r>
-        <w:t xml:space="preserve"> </w:t>
+        <w:t xml:space="preserve">：① 定义上能检出 ② n 基线 ③ 嵌套子集校准，</w:t>
       </w:r>
       <w:r>
         <w:rPr>
@@ -4097,13 +3794,7 @@
         <w:t xml:space="preserve">"发现口径错误"≠"结论成立"</w:t>
       </w:r>
       <w:r>
-        <w:t xml:space="preserve"> </w:t>
-      </w:r>
-      <w:r>
-        <w:t xml:space="preserve">⇒ ★★</w:t>
-      </w:r>
-      <w:r>
-        <w:t xml:space="preserve"> </w:t>
+        <w:t xml:space="preserve">，</w:t>
       </w:r>
       <w:r>
         <w:rPr>
@@ -4111,12 +3802,6 @@
           <w:b/>
         </w:rPr>
         <w:t xml:space="preserve">这条比单条结论值钱。</w:t>
-      </w:r>
-      <w:r>
-        <w:t xml:space="preserve"> </w:t>
-      </w:r>
-      <w:r>
-        <w:t xml:space="preserve">⇒ ★</w:t>
       </w:r>
       <w:r>
         <w:t xml:space="preserve"> </w:t>
@@ -4219,10 +3904,7 @@
         <w:t xml:space="preserve">端点 1.03 / 0.47 为原文正文逐字所载</w:t>
       </w:r>
       <w:r>
-        <w:t xml:space="preserve">；★</w:t>
-      </w:r>
-      <w:r>
-        <w:t xml:space="preserve"> </w:t>
+        <w:t xml:space="preserve">；</w:t>
       </w:r>
       <w:r>
         <w:rPr>
@@ -4248,10 +3930,7 @@
         <w:t xml:space="preserve">1.0300 / 0.4743 与原文 1.03 / 0.47 完全吻合</w:t>
       </w:r>
       <w:r>
-        <w:t xml:space="preserve">（0.47 是 0.4743 的舍入）⇒ ⇒</w:t>
-      </w:r>
-      <w:r>
-        <w:t xml:space="preserve"> </w:t>
+        <w:t xml:space="preserve">（0.47 是 0.4743 的舍入），</w:t>
       </w:r>
       <w:r>
         <w:rPr>
@@ -4332,13 +4011,13 @@
         <w:t xml:space="preserve">r=−0.14, p=0.55</w:t>
       </w:r>
       <w:r>
-        <w:t xml:space="preserve">）⇒ 排除「主题本来就没那么多想法」。</w:t>
-      </w:r>
-      <w:r>
-        <w:t xml:space="preserve"> </w:t>
-      </w:r>
-      <w:r>
-        <w:t xml:space="preserve">&gt; ⚠️</w:t>
+        <w:t xml:space="preserve">），排除「主题本来就没那么多想法」。</w:t>
+      </w:r>
+      <w:r>
+        <w:t xml:space="preserve"> </w:t>
+      </w:r>
+      <w:r>
+        <w:t xml:space="preserve">&gt;</w:t>
       </w:r>
       <w:r>
         <w:t xml:space="preserve"> </w:t>
@@ -4377,10 +4056,7 @@
         <w:t xml:space="preserve">20 个里仅 1 个（Optimization）全程非递减，19/20 至少降一次</w:t>
       </w:r>
       <w:r>
-        <w:t xml:space="preserve"> </w:t>
-      </w:r>
-      <w:r>
-        <w:t xml:space="preserve">⇒ 「17/20」只是</w:t>
+        <w:t xml:space="preserve">，「17/20」只是</w:t>
       </w:r>
       <w:r>
         <w:rPr>
@@ -4396,12 +4072,6 @@
         <w:t xml:space="preserve"> </w:t>
       </w:r>
       <w:r>
-        <w:t xml:space="preserve">⇒ ⇒</w:t>
-      </w:r>
-      <w:r>
-        <w:t xml:space="preserve"> </w:t>
-      </w:r>
-      <w:r>
         <w:rPr>
           <w:bCs/>
           <w:b/>
@@ -4428,12 +4098,6 @@
         <w:t xml:space="preserve"> </w:t>
       </w:r>
       <w:r>
-        <w:t xml:space="preserve">✔</w:t>
-      </w:r>
-      <w:r>
-        <w:t xml:space="preserve"> </w:t>
-      </w:r>
-      <w:r>
         <w:rPr>
           <w:bCs/>
           <w:b/>
@@ -4507,13 +4171,7 @@
         <w:t xml:space="preserve">experiments/nested_calibration.py</w:t>
       </w:r>
       <w:r>
-        <w:t xml:space="preserve"> </w:t>
-      </w:r>
-      <w:r>
-        <w:t xml:space="preserve">⇒</w:t>
-      </w:r>
-      <w:r>
-        <w:t xml:space="preserve"> </w:t>
+        <w:t xml:space="preserve">，</w:t>
       </w:r>
       <w:r>
         <w:rPr>
@@ -4541,17 +4199,11 @@
         <w:t xml:space="preserve"> </w:t>
       </w:r>
       <w:r>
-        <w:t xml:space="preserve">⇒ ★</w:t>
-      </w:r>
-      <w:r>
-        <w:t xml:space="preserve"> </w:t>
-      </w:r>
-      <w:r>
-        <w:rPr>
-          <w:bCs/>
-          <w:b/>
-        </w:rPr>
-        <w:t xml:space="preserve">通则</w:t>
+        <w:rPr>
+          <w:bCs/>
+          <w:b/>
+        </w:rPr>
+        <w:t xml:space="preserve">原则</w:t>
       </w:r>
       <w:r>
         <w:t xml:space="preserve">：</w:t>
@@ -4564,13 +4216,7 @@
         <w:t xml:space="preserve">预注册的因变量必须在"定义上"就能检出你想检出的效应；任何含 n 作分母的量，在比较不同 n 的臂时是恒等式，不是因变量。</w:t>
       </w:r>
       <w:r>
-        <w:t xml:space="preserve"> </w:t>
-      </w:r>
-      <w:r>
-        <w:t xml:space="preserve">⇒</w:t>
-      </w:r>
-      <w:r>
-        <w:t xml:space="preserve"> </w:t>
+        <w:t xml:space="preserve">，</w:t>
       </w:r>
       <w:r>
         <w:rPr>
@@ -4606,10 +4252,7 @@
         <w:t xml:space="preserve">没有事前预注册</w:t>
       </w:r>
       <w:r>
-        <w:t xml:space="preserve"> </w:t>
-      </w:r>
-      <w:r>
-        <w:t xml:space="preserve">⇒ 原 H-D1–H-D4 是给"推导唯一"题写的、不适用 ⇒ 按</w:t>
+        <w:t xml:space="preserve">，原 H-D1–H-D4 是给"推导唯一"题写的、不适用，按</w:t>
       </w:r>
       <w:r>
         <w:rPr>
@@ -4630,12 +4273,6 @@
       </w:r>
       <w:r>
         <w:t xml:space="preserve">。</w:t>
-      </w:r>
-      <w:r>
-        <w:t xml:space="preserve"> </w:t>
-      </w:r>
-      <w:r>
-        <w:t xml:space="preserve">⇒ ★</w:t>
       </w:r>
       <w:r>
         <w:t xml:space="preserve"> </w:t>
@@ -4680,7 +4317,7 @@
           <w:bCs/>
           <w:b/>
         </w:rPr>
-        <w:t xml:space="preserve">Q6b ★★★「前人有支持你们主线的证据吗？」</w:t>
+        <w:t xml:space="preserve">Q6b 「前人有支持你们主线的证据吗？」</w:t>
       </w:r>
       <w:r>
         <w:t xml:space="preserve">（2026-10-24 14:2x 新增，</w:t>
@@ -4999,12 +4636,6 @@
         <w:t xml:space="preserve"> </w:t>
       </w:r>
       <w:r>
-        <w:t xml:space="preserve">⇒ ⇒★★</w:t>
-      </w:r>
-      <w:r>
-        <w:t xml:space="preserve"> </w:t>
-      </w:r>
-      <w:r>
         <w:rPr>
           <w:bCs/>
           <w:b/>
@@ -5032,13 +4663,7 @@
         <w:t xml:space="preserve">这一条说明做多样性这件事在质量侧的波动幅度很小</w:t>
       </w:r>
       <w:r>
-        <w:t xml:space="preserve"> </w:t>
-      </w:r>
-      <w:r>
-        <w:t xml:space="preserve">⇒ ⇒</w:t>
-      </w:r>
-      <w:r>
-        <w:t xml:space="preserve"> </w:t>
+        <w:t xml:space="preserve">，</w:t>
       </w:r>
       <w:r>
         <w:rPr>
@@ -5077,10 +4702,7 @@
         <w:t xml:space="preserve">74% 相对差</w:t>
       </w:r>
       <w:r>
-        <w:t xml:space="preserve">）⇒ ⇒</w:t>
-      </w:r>
-      <w:r>
-        <w:t xml:space="preserve"> </w:t>
+        <w:t xml:space="preserve">），</w:t>
       </w:r>
       <w:r>
         <w:rPr>
@@ -5096,12 +4718,6 @@
         <w:t xml:space="preserve"> </w:t>
       </w:r>
       <w:r>
-        <w:t xml:space="preserve">⇒ ⇒ ⇒ ★</w:t>
-      </w:r>
-      <w:r>
-        <w:t xml:space="preserve"> </w:t>
-      </w:r>
-      <w:r>
         <w:rPr>
           <w:bCs/>
           <w:b/>
@@ -5119,10 +4735,7 @@
         <w:t xml:space="preserve">我们自己的测点</w:t>
       </w:r>
       <w:r>
-        <w:t xml:space="preserve">（§3.8 机制链指向「合并 / 取舍」）⇒ ⇒ ⇒</w:t>
-      </w:r>
-      <w:r>
-        <w:t xml:space="preserve"> </w:t>
+        <w:t xml:space="preserve">（§3.8 机制链指向「合并 / 取舍」），</w:t>
       </w:r>
       <w:r>
         <w:rPr>
@@ -5132,13 +4745,7 @@
         <w:t xml:space="preserve">两者关系 = 前人证前提，我们测位置</w:t>
       </w:r>
       <w:r>
-        <w:t xml:space="preserve"> </w:t>
-      </w:r>
-      <w:r>
-        <w:t xml:space="preserve">⇒ ⇒ ⇒</w:t>
-      </w:r>
-      <w:r>
-        <w:t xml:space="preserve"> </w:t>
+        <w:t xml:space="preserve">，</w:t>
       </w:r>
       <w:r>
         <w:rPr>
@@ -5151,12 +4758,6 @@
         <w:t xml:space="preserve"> </w:t>
       </w:r>
       <w:r>
-        <w:t xml:space="preserve">⇒ ⇒ ⇒ ★</w:t>
-      </w:r>
-      <w:r>
-        <w:t xml:space="preserve"> </w:t>
-      </w:r>
-      <w:r>
         <w:rPr>
           <w:bCs/>
           <w:b/>
@@ -5174,10 +4775,7 @@
         <w:t xml:space="preserve">多样性有显著质量代价</w:t>
       </w:r>
       <w:r>
-        <w:t xml:space="preserve">"⇒ ⇒</w:t>
-      </w:r>
-      <w:r>
-        <w:t xml:space="preserve"> </w:t>
+        <w:t xml:space="preserve">"，</w:t>
       </w:r>
       <w:r>
         <w:rPr>
@@ -5187,13 +4785,7 @@
         <w:t xml:space="preserve">前人已证明该前提不成立</w:t>
       </w:r>
       <w:r>
-        <w:t xml:space="preserve"> </w:t>
-      </w:r>
-      <w:r>
-        <w:t xml:space="preserve">⇒ ⇒</w:t>
-      </w:r>
-      <w:r>
-        <w:t xml:space="preserve"> </w:t>
+        <w:t xml:space="preserve">，</w:t>
       </w:r>
       <w:r>
         <w:rPr>
@@ -5206,12 +4798,6 @@
         <w:t xml:space="preserve"> </w:t>
       </w:r>
       <w:r>
-        <w:t xml:space="preserve">⇒ ★</w:t>
-      </w:r>
-      <w:r>
-        <w:t xml:space="preserve"> </w:t>
-      </w:r>
-      <w:r>
         <w:rPr>
           <w:bCs/>
           <w:b/>
@@ -5220,12 +4806,6 @@
       </w:r>
       <w:r>
         <w:t xml:space="preserve">：A 篇 §2.5(f) + §5.9 + 附录 D.7 第 8 条。</w:t>
-      </w:r>
-      <w:r>
-        <w:t xml:space="preserve"> </w:t>
-      </w:r>
-      <w:r>
-        <w:t xml:space="preserve">★</w:t>
       </w:r>
       <w:r>
         <w:t xml:space="preserve"> </w:t>
@@ -5264,7 +4844,7 @@
               <w:jc w:val="left"/>
             </w:pPr>
             <w:r>
-              <w:t xml:space="preserve">❌ 不要写</w:t>
+              <w:t xml:space="preserve">不要写</w:t>
             </w:r>
           </w:p>
         </w:tc>
@@ -5276,7 +4856,7 @@
               <w:jc w:val="left"/>
             </w:pPr>
             <w:r>
-              <w:t xml:space="preserve">✅ 写成</w:t>
+              <w:t xml:space="preserve">写成</w:t>
             </w:r>
           </w:p>
         </w:tc>
@@ -5457,10 +5037,7 @@
               <w:t xml:space="preserve">从未测过合并步骤</w:t>
             </w:r>
             <w:r>
-              <w:t xml:space="preserve"> </w:t>
-            </w:r>
-            <w:r>
-              <w:t xml:space="preserve">⇒ 把"合并"归给他们是</w:t>
+              <w:t xml:space="preserve">，把"合并"归给他们是</w:t>
             </w:r>
             <w:r>
               <w:rPr>
@@ -5520,17 +5097,11 @@
         <w:pStyle w:val="BodyText"/>
       </w:pPr>
       <w:r>
-        <w:t xml:space="preserve">⚠️ ⚠️ ★</w:t>
-      </w:r>
-      <w:r>
-        <w:t xml:space="preserve"> </w:t>
-      </w:r>
-      <w:r>
-        <w:rPr>
-          <w:bCs/>
-          <w:b/>
-        </w:rPr>
-        <w:t xml:space="preserve">被问到时的边界（照纪律先备好，别临场硬圆）</w:t>
+        <w:rPr>
+          <w:bCs/>
+          <w:b/>
+        </w:rPr>
+        <w:t xml:space="preserve">被问到时的边界（照要求先备好，别临场硬圆）</w:t>
       </w:r>
       <w:r>
         <w:t xml:space="preserve">：①</w:t>
@@ -5569,13 +5140,7 @@
         <w:t xml:space="preserve">prompt 级、单管线内部的候选集与融合门</w:t>
       </w:r>
       <w:r>
-        <w:t xml:space="preserve"> </w:t>
-      </w:r>
-      <w:r>
-        <w:t xml:space="preserve">⇒ ⇒</w:t>
-      </w:r>
-      <w:r>
-        <w:t xml:space="preserve"> </w:t>
+        <w:t xml:space="preserve">，</w:t>
       </w:r>
       <w:r>
         <w:rPr>
@@ -5585,10 +5150,7 @@
         <w:t xml:space="preserve">这是【原则性支持】，不是复现</w:t>
       </w:r>
       <w:r>
-        <w:t xml:space="preserve"> </w:t>
-      </w:r>
-      <w:r>
-        <w:t xml:space="preserve">⇒ 只能说"</w:t>
+        <w:t xml:space="preserve">，只能说"</w:t>
       </w:r>
       <w:r>
         <w:rPr>
@@ -5640,10 +5202,7 @@
         <w:t xml:space="preserve">最高 7.95</w:t>
       </w:r>
       <w:r>
-        <w:t xml:space="preserve">）⇒ ⇒</w:t>
-      </w:r>
-      <w:r>
-        <w:t xml:space="preserve"> </w:t>
+        <w:t xml:space="preserve">），</w:t>
       </w:r>
       <w:r>
         <w:rPr>
@@ -5695,7 +5254,7 @@
           <w:bCs/>
           <w:b/>
         </w:rPr>
-        <w:t xml:space="preserve">Q7b ★「你们到底接了 ToT 原版没有？」</w:t>
+        <w:t xml:space="preserve">Q7b 「你们到底接了 ToT 原版没有？」</w:t>
       </w:r>
       <w:r>
         <w:t xml:space="preserve">（2026-10-24 晚已接上，这是加分项）</w:t>
@@ -5855,12 +5414,6 @@
         <w:t xml:space="preserve"> </w:t>
       </w:r>
       <w:r>
-        <w:t xml:space="preserve">★</w:t>
-      </w:r>
-      <w:r>
-        <w:t xml:space="preserve"> </w:t>
-      </w:r>
-      <w:r>
         <w:rPr>
           <w:bCs/>
           <w:b/>
@@ -5875,13 +5428,10 @@
           <w:bCs/>
           <w:b/>
         </w:rPr>
-        <w:t xml:space="preserve">候选集 Vendi 只有 1.61–1.91 ⇒ 5 支只产生约 1.7 个有效模态 ⇒ 强选择器根本无事可选</w:t>
-      </w:r>
-      <w:r>
-        <w:t xml:space="preserve">（改选择策略、改评估器都「未观察到支持」）⇒ ⇒</w:t>
-      </w:r>
-      <w:r>
-        <w:t xml:space="preserve"> </w:t>
+        <w:t xml:space="preserve">候选集 Vendi 只有 1.61–1.91，5 支只产生约 1.7 个有效模态，强选择器根本无事可选</w:t>
+      </w:r>
+      <w:r>
+        <w:t xml:space="preserve">（改选择策略、改评估器都「未观察到支持」），</w:t>
       </w:r>
       <w:r>
         <w:rPr>
@@ -5891,13 +5441,7 @@
         <w:t xml:space="preserve">瓶颈在生成侧，不在选择侧</w:t>
       </w:r>
       <w:r>
-        <w:t xml:space="preserve"> </w:t>
-      </w:r>
-      <w:r>
-        <w:t xml:space="preserve">⇒ ⇒</w:t>
-      </w:r>
-      <w:r>
-        <w:t xml:space="preserve"> </w:t>
+        <w:t xml:space="preserve">，</w:t>
       </w:r>
       <w:r>
         <w:rPr>
@@ -5936,12 +5480,6 @@
         <w:t xml:space="preserve"> </w:t>
       </w:r>
       <w:r>
-        <w:t xml:space="preserve">⚠️</w:t>
-      </w:r>
-      <w:r>
-        <w:t xml:space="preserve"> </w:t>
-      </w:r>
-      <w:r>
         <w:rPr>
           <w:bCs/>
           <w:b/>
@@ -5961,7 +5499,7 @@
         <w:t xml:space="preserve"> </w:t>
       </w:r>
       <w:r>
-        <w:t xml:space="preserve">臂仍在跑 ⇒ H-T4 不可判；题级 n=3 ⇒ 不报 p 值。</w:t>
+        <w:t xml:space="preserve">臂仍在跑，H-T4 不可判；题级 n=3，不报 p 值。</w:t>
       </w:r>
     </w:p>
     <w:p>
@@ -5973,7 +5511,7 @@
           <w:bCs/>
           <w:b/>
         </w:rPr>
-        <w:t xml:space="preserve">Q7c ★★「前人测过异构模型，你们说『跨型号无效』，矛盾吗？」（2026-10-25 新增，几乎一定会被问）</w:t>
+        <w:t xml:space="preserve">Q7c 「前人测过异构模型，你们说『跨型号无效』，矛盾吗？」（2026-10-25 新增，几乎一定会被问）</w:t>
       </w:r>
       <w:r>
         <w:t xml:space="preserve"> </w:t>
@@ -6067,23 +5605,11 @@
         <w:t xml:space="preserve"> </w:t>
       </w:r>
       <w:r>
-        <w:t xml:space="preserve">⇒ ★</w:t>
-      </w:r>
-      <w:r>
-        <w:t xml:space="preserve"> </w:t>
-      </w:r>
-      <w:r>
-        <w:rPr>
-          <w:bCs/>
-          <w:b/>
-        </w:rPr>
-        <w:t xml:space="preserve">⇒ 所以"异构有没有用"取决于你跟谁比：两张表不能互相印证也不能互相反驳。</w:t>
-      </w:r>
-      <w:r>
-        <w:t xml:space="preserve"> </w:t>
-      </w:r>
-      <w:r>
-        <w:t xml:space="preserve">⇒ ⇒ ⇒</w:t>
+        <w:rPr>
+          <w:bCs/>
+          <w:b/>
+        </w:rPr>
+        <w:t xml:space="preserve">所以"异构有没有用"取决于你跟谁比：两张表不能互相印证也不能互相反驳。</w:t>
       </w:r>
       <w:r>
         <w:t xml:space="preserve"> </w:t>
@@ -6138,13 +5664,7 @@
         <w:t xml:space="preserve">大幅有效</w:t>
       </w:r>
       <w:r>
-        <w:t xml:space="preserve"> </w:t>
-      </w:r>
-      <w:r>
-        <w:t xml:space="preserve">⇒ ⇒</w:t>
-      </w:r>
-      <w:r>
-        <w:t xml:space="preserve"> </w:t>
+        <w:t xml:space="preserve">，</w:t>
       </w:r>
       <w:r>
         <w:rPr>
@@ -6152,12 +5672,6 @@
           <w:b/>
         </w:rPr>
         <w:t xml:space="preserve">本文的读数不能被读成"换模型没用"这条一般规律。</w:t>
-      </w:r>
-      <w:r>
-        <w:t xml:space="preserve"> </w:t>
-      </w:r>
-      <w:r>
-        <w:t xml:space="preserve">⇒ ★</w:t>
       </w:r>
       <w:r>
         <w:t xml:space="preserve"> </w:t>
@@ -6220,10 +5734,7 @@
         <w:t xml:space="preserve">d = 2.21, all 20 topics</w:t>
       </w:r>
       <w:r>
-        <w:t xml:space="preserve">）⇒ ⇒</w:t>
-      </w:r>
-      <w:r>
-        <w:t xml:space="preserve"> </w:t>
+        <w:t xml:space="preserve">），</w:t>
       </w:r>
       <w:r>
         <w:rPr>
@@ -6233,26 +5744,14 @@
         <w:t xml:space="preserve">这与本文 §5.9「架构杠杆 = 【交互结构 × 任务结构】的交互」是同一个句式</w:t>
       </w:r>
       <w:r>
-        <w:t xml:space="preserve"> </w:t>
-      </w:r>
-      <w:r>
-        <w:t xml:space="preserve">⇒ ⚠️</w:t>
-      </w:r>
-      <w:r>
-        <w:t xml:space="preserve"> </w:t>
-      </w:r>
-      <w:r>
-        <w:rPr>
-          <w:bCs/>
-          <w:b/>
-        </w:rPr>
-        <w:t xml:space="preserve">但被调节的因子不同（原文是 topology，本文是任务结构）⇒ 说的是"同构"，不是"我们被复现"。</w:t>
-      </w:r>
-      <w:r>
-        <w:t xml:space="preserve"> </w:t>
-      </w:r>
-      <w:r>
-        <w:t xml:space="preserve">⚠️ ★</w:t>
+        <w:t xml:space="preserve">，</w:t>
+      </w:r>
+      <w:r>
+        <w:rPr>
+          <w:bCs/>
+          <w:b/>
+        </w:rPr>
+        <w:t xml:space="preserve">但被调节的因子不同（原文是 topology，本文是任务结构），说的是"同构"，不是"我们被复现"。</w:t>
       </w:r>
       <w:r>
         <w:t xml:space="preserve"> </w:t>
@@ -6278,10 +5777,7 @@
         <w:t xml:space="preserve">代码里 persona 只有 2 种</w:t>
       </w:r>
       <w:r>
-        <w:t xml:space="preserve">（first-year PhD student / senior AI researcher）⇒</w:t>
-      </w:r>
-      <w:r>
-        <w:t xml:space="preserve"> </w:t>
+        <w:t xml:space="preserve">（first-year PhD student / senior AI researcher），</w:t>
       </w:r>
       <w:r>
         <w:rPr>
@@ -6291,13 +5787,7 @@
         <w:t xml:space="preserve">"Interdisciplinary = 跨领域专家团"在代码里不存在</w:t>
       </w:r>
       <w:r>
-        <w:t xml:space="preserve"> </w:t>
-      </w:r>
-      <w:r>
-        <w:t xml:space="preserve">⇒</w:t>
-      </w:r>
-      <w:r>
-        <w:t xml:space="preserve"> </w:t>
+        <w:t xml:space="preserve">，</w:t>
       </w:r>
       <w:r>
         <w:rPr>
@@ -6349,10 +5839,7 @@
         <w:t xml:space="preserve">只有 3 种</w:t>
       </w:r>
       <w:r>
-        <w:t xml:space="preserve">（grouped_sequential / ngt / subgroup_random）⇒</w:t>
-      </w:r>
-      <w:r>
-        <w:t xml:space="preserve"> </w:t>
+        <w:t xml:space="preserve">（grouped_sequential / ngt / subgroup_random），</w:t>
       </w:r>
       <w:r>
         <w:rPr>
@@ -6385,13 +5872,7 @@
         <w:t xml:space="preserve">一次运行只出 1 份 proposal</w:t>
       </w:r>
       <w:r>
-        <w:t xml:space="preserve"> </w:t>
-      </w:r>
-      <w:r>
-        <w:t xml:space="preserve">⇒</w:t>
-      </w:r>
-      <w:r>
-        <w:t xml:space="preserve"> </w:t>
+        <w:t xml:space="preserve">，</w:t>
       </w:r>
       <w:r>
         <w:rPr>
@@ -6401,13 +5882,7 @@
         <w:t xml:space="preserve">本文的"5 支"（同一次发散内并行取 5 支）与前人的"5 份"（5 次独立运行）是两个不同的"5"</w:t>
       </w:r>
       <w:r>
-        <w:t xml:space="preserve"> </w:t>
-      </w:r>
-      <w:r>
-        <w:t xml:space="preserve">⇒</w:t>
-      </w:r>
-      <w:r>
-        <w:t xml:space="preserve"> </w:t>
+        <w:t xml:space="preserve">，</w:t>
       </w:r>
       <w:r>
         <w:rPr>
@@ -6420,12 +5895,6 @@
         <w:t xml:space="preserve"> </w:t>
       </w:r>
       <w:r>
-        <w:t xml:space="preserve">⇒ ★</w:t>
-      </w:r>
-      <w:r>
-        <w:t xml:space="preserve"> </w:t>
-      </w:r>
-      <w:r>
         <w:rPr>
           <w:bCs/>
           <w:b/>
@@ -6462,7 +5931,7 @@
         <w:t xml:space="preserve">本组未独立复核</w:t>
       </w:r>
       <w:r>
-        <w:t xml:space="preserve">）⇒ 按</w:t>
+        <w:t xml:space="preserve">），按</w:t>
       </w:r>
       <w:r>
         <w:t xml:space="preserve"> </w:t>
@@ -6489,7 +5958,7 @@
           <w:bCs/>
           <w:b/>
         </w:rPr>
-        <w:t xml:space="preserve">Q8 ★★「你们的『模态数』到底怎么算的？」（2026-10-25 新增，来自三组那次口径事故）</w:t>
+        <w:t xml:space="preserve">Q8 「你们的『模态数』到底怎么算的？」（2026-10-25 新增，来自三组那次口径事故）</w:t>
       </w:r>
       <w:r>
         <w:t xml:space="preserve"> </w:t>
@@ -6536,26 +6005,17 @@
         <w:t xml:space="preserve">MiniMax embedding 的余弦距离阈值 0.05 下的连通分量数</w:t>
       </w:r>
       <w:r>
-        <w:t xml:space="preserve">（"分成了几块"）⇒ ⇒ ★</w:t>
-      </w:r>
-      <w:r>
-        <w:t xml:space="preserve"> </w:t>
-      </w:r>
-      <w:r>
-        <w:rPr>
-          <w:bCs/>
-          <w:b/>
-        </w:rPr>
-        <w:t xml:space="preserve">换 embedding 模型或换阈值 ⇒ 读数就会变</w:t>
-      </w:r>
-      <w:r>
-        <w:t xml:space="preserve"> </w:t>
-      </w:r>
-      <w:r>
-        <w:t xml:space="preserve">⇒ ⇒</w:t>
-      </w:r>
-      <w:r>
-        <w:t xml:space="preserve"> </w:t>
+        <w:t xml:space="preserve">（"分成了几块"），</w:t>
+      </w:r>
+      <w:r>
+        <w:rPr>
+          <w:bCs/>
+          <w:b/>
+        </w:rPr>
+        <w:t xml:space="preserve">换 embedding 模型或换阈值，读数就会变</w:t>
+      </w:r>
+      <w:r>
+        <w:t xml:space="preserve">，</w:t>
       </w:r>
       <w:r>
         <w:rPr>
@@ -6565,10 +6025,7 @@
         <w:t xml:space="preserve">正文已补上这条口径</w:t>
       </w:r>
       <w:r>
-        <w:t xml:space="preserve">（原来只写"模态数"⇒</w:t>
-      </w:r>
-      <w:r>
-        <w:t xml:space="preserve"> </w:t>
+        <w:t xml:space="preserve">（原来只写"模态数"，</w:t>
       </w:r>
       <w:r>
         <w:rPr>
@@ -6584,12 +6041,6 @@
         <w:t xml:space="preserve"> </w:t>
       </w:r>
       <w:r>
-        <w:t xml:space="preserve">⇒ ★</w:t>
-      </w:r>
-      <w:r>
-        <w:t xml:space="preserve"> </w:t>
-      </w:r>
-      <w:r>
         <w:rPr>
           <w:bCs/>
           <w:b/>
@@ -6607,13 +6058,7 @@
         <w:t xml:space="preserve">「模态数」（语义分块数）≠「去重并集断言数/题」（去重后的断言条数）</w:t>
       </w:r>
       <w:r>
-        <w:t xml:space="preserve"> </w:t>
-      </w:r>
-      <w:r>
-        <w:t xml:space="preserve">⇒ ⇒</w:t>
-      </w:r>
-      <w:r>
-        <w:t xml:space="preserve"> </w:t>
+        <w:t xml:space="preserve">，</w:t>
       </w:r>
       <w:r>
         <w:rPr>
@@ -6626,12 +6071,6 @@
         <w:t xml:space="preserve"> </w:t>
       </w:r>
       <w:r>
-        <w:t xml:space="preserve">⇒ ⇒ ★</w:t>
-      </w:r>
-      <w:r>
-        <w:t xml:space="preserve"> </w:t>
-      </w:r>
-      <w:r>
         <w:rPr>
           <w:bCs/>
           <w:b/>
@@ -6639,13 +6078,7 @@
         <w:t xml:space="preserve">三组那次"模态数"实为"断言文本数"的事故（导致他们一条"面更宽"的论据被推翻），对本组【不成立】</w:t>
       </w:r>
       <w:r>
-        <w:t xml:space="preserve"> </w:t>
-      </w:r>
-      <w:r>
-        <w:t xml:space="preserve">⇒ ⇒</w:t>
-      </w:r>
-      <w:r>
-        <w:t xml:space="preserve"> </w:t>
+        <w:t xml:space="preserve">，</w:t>
       </w:r>
       <w:r>
         <w:rPr>
@@ -6655,13 +6088,7 @@
         <w:t xml:space="preserve">因为我们的"模态数"确实是聚类口径，不是文本条数</w:t>
       </w:r>
       <w:r>
-        <w:t xml:space="preserve"> </w:t>
-      </w:r>
-      <w:r>
-        <w:t xml:space="preserve">⇒ ⇒ ★</w:t>
-      </w:r>
-      <w:r>
-        <w:t xml:space="preserve"> </w:t>
+        <w:t xml:space="preserve">，</w:t>
       </w:r>
       <w:r>
         <w:rPr>
@@ -6678,16 +6105,10 @@
           <w:bCs/>
           <w:b/>
         </w:rPr>
-        <w:t xml:space="preserve">指标名听起来对、底层键选错了 ⇒ 一整段论证看起来成立</w:t>
-      </w:r>
-      <w:r>
-        <w:t xml:space="preserve"> </w:t>
-      </w:r>
-      <w:r>
-        <w:t xml:space="preserve">⇒ ⇒</w:t>
-      </w:r>
-      <w:r>
-        <w:t xml:space="preserve"> </w:t>
+        <w:t xml:space="preserve">指标名听起来对、底层键选错了，一整段论证看起来成立</w:t>
+      </w:r>
+      <w:r>
+        <w:t xml:space="preserve">，</w:t>
       </w:r>
       <w:r>
         <w:rPr>
@@ -6706,7 +6127,7 @@
           <w:bCs/>
           <w:b/>
         </w:rPr>
-        <w:t xml:space="preserve">Q8b ★★「语义级那一轴你们做完了吗？」（2026-10-25 新增）</w:t>
+        <w:t xml:space="preserve">Q8b 「语义级那一轴你们做完了吗？」（2026-10-25 新增）</w:t>
       </w:r>
       <w:r>
         <w:t xml:space="preserve"> </w:t>
@@ -6725,12 +6146,6 @@
         <w:t xml:space="preserve"> </w:t>
       </w:r>
       <w:r>
-        <w:t xml:space="preserve">⇒</w:t>
-      </w:r>
-      <w:r>
-        <w:t xml:space="preserve"> </w:t>
-      </w:r>
-      <w:r>
         <w:rPr>
           <w:bCs/>
           <w:b/>
@@ -6769,12 +6184,6 @@
         <w:t xml:space="preserve"> </w:t>
       </w:r>
       <w:r>
-        <w:t xml:space="preserve">⇒</w:t>
-      </w:r>
-      <w:r>
-        <w:t xml:space="preserve"> </w:t>
-      </w:r>
-      <w:r>
         <w:rPr>
           <w:bCs/>
           <w:b/>
@@ -6810,7 +6219,7 @@
         <w:t xml:space="preserve">1 − n_uncovered / n_load_bearing</w:t>
       </w:r>
       <w:r>
-        <w:t xml:space="preserve">（覆盖率不满 ⇒ 语义级读数要打折）；②</w:t>
+        <w:t xml:space="preserve">（覆盖率不满，语义级读数要打折）；②</w:t>
       </w:r>
       <w:r>
         <w:t xml:space="preserve"> </w:t>
@@ -6836,10 +6245,7 @@
         <w:t xml:space="preserve">开放式题上的创造性代理</w:t>
       </w:r>
       <w:r>
-        <w:t xml:space="preserve">（模型说出了法条之外的东西）⇒ ⇒ ★</w:t>
-      </w:r>
-      <w:r>
-        <w:t xml:space="preserve"> </w:t>
+        <w:t xml:space="preserve">（模型说出了法条之外的东西），</w:t>
       </w:r>
       <w:r>
         <w:rPr>
@@ -6852,12 +6258,6 @@
         <w:t xml:space="preserve"> </w:t>
       </w:r>
       <w:r>
-        <w:t xml:space="preserve">⇒ ★★</w:t>
-      </w:r>
-      <w:r>
-        <w:t xml:space="preserve"> </w:t>
-      </w:r>
-      <w:r>
         <w:rPr>
           <w:bCs/>
           <w:b/>
@@ -6875,7 +6275,7 @@
         <w:t xml:space="preserve">A1 / A3</w:t>
       </w:r>
       <w:r>
-        <w:t xml:space="preserve">（法条可直接覆盖 ⇒ 未覆盖族</w:t>
+        <w:t xml:space="preserve">（法条可直接覆盖，未覆盖族</w:t>
       </w:r>
       <w:r>
         <w:rPr>
@@ -6885,7 +6285,7 @@
         <w:t xml:space="preserve">应低</w:t>
       </w:r>
       <w:r>
-        <w:t xml:space="preserve">；若高 ⇒ 是题或空间写错了，不是创造性）</w:t>
+        <w:t xml:space="preserve">；若高，是题或空间写错了，不是创造性）</w:t>
       </w:r>
       <w:r>
         <w:rPr>
@@ -6895,7 +6295,7 @@
         <w:t xml:space="preserve">与 B2</w:t>
       </w:r>
       <w:r>
-        <w:t xml:space="preserve">（押金 / 扣身份证 / 转正才办社保 ⇒ 法条覆盖不到 ⇒ 未覆盖族</w:t>
+        <w:t xml:space="preserve">（押金 / 扣身份证 / 转正才办社保，法条覆盖不到，未覆盖族</w:t>
       </w:r>
       <w:r>
         <w:rPr>
@@ -6931,48 +6331,44 @@
         <w:t xml:space="preserve">A2</w:t>
       </w:r>
       <w:r>
-        <w:t xml:space="preserve">（夫妻各 40 万共 80 万 ⇒ 考"同一存款人合并计算"）。</w:t>
-      </w:r>
-      <w:r>
-        <w:t xml:space="preserve"> </w:t>
-      </w:r>
-      <w:r>
-        <w:t xml:space="preserve">⇒ ★★</w:t>
-      </w:r>
-      <w:r>
-        <w:t xml:space="preserve"> </w:t>
-      </w:r>
-      <w:r>
-        <w:rPr>
-          <w:bCs/>
-          <w:b/>
-        </w:rPr>
-        <w:t xml:space="preserve">⚠️ 三条必查项 —— 其中第 ③ 条【已经发生了】，必须先说</w:t>
-      </w:r>
-      <w:r>
+        <w:t xml:space="preserve">（夫妻各 40 万共 80 万，考"同一存款人合并计算"）。</w:t>
+      </w:r>
+      <w:r>
+        <w:t xml:space="preserve"> </w:t>
+      </w:r>
+      <w:r>
+        <w:t xml:space="preserve">** 三条必查项 —— 其中第 ③ 条【已经发生了】，必须先说</w:t>
+      </w:r>
+      <w:r>
+        <w:rPr>
+          <w:bCs/>
+          <w:b/>
+        </w:rPr>
         <w:t xml:space="preserve">：</w:t>
       </w:r>
       <w:r>
-        <w:t xml:space="preserve"> </w:t>
-      </w:r>
-      <w:r>
+        <w:rPr>
+          <w:bCs/>
+          <w:b/>
+        </w:rPr>
+        <w:t xml:space="preserve"> </w:t>
+      </w:r>
+      <w:r>
+        <w:rPr>
+          <w:bCs/>
+          <w:b/>
+        </w:rPr>
         <w:t xml:space="preserve">①</w:t>
       </w:r>
       <w:r>
-        <w:t xml:space="preserve"> </w:t>
-      </w:r>
-      <w:r>
-        <w:rPr>
-          <w:bCs/>
-          <w:b/>
-        </w:rPr>
-        <w:t xml:space="preserve">law F 的真相</w:t>
-      </w:r>
-      <w:r>
-        <w:t xml:space="preserve"> </w:t>
-      </w:r>
-      <w:r>
-        <w:t xml:space="preserve">—— 先前标注"F 不参与归族"的理由是"F 在 v1 里没原文"，</w:t>
+        <w:rPr>
+          <w:bCs/>
+          <w:b/>
+        </w:rPr>
+        <w:t xml:space="preserve"> </w:t>
+      </w:r>
+      <w:r>
+        <w:t xml:space="preserve">law F 的真相** —— 先前标注"F 不参与归族"的理由是"F 在 v1 里没原文"，</w:t>
       </w:r>
       <w:r>
         <w:rPr>
@@ -7084,13 +6480,7 @@
         <w:t xml:space="preserve">evidence</w:t>
       </w:r>
       <w:r>
-        <w:t xml:space="preserve"> </w:t>
-      </w:r>
-      <w:r>
-        <w:t xml:space="preserve">⇒</w:t>
-      </w:r>
-      <w:r>
-        <w:t xml:space="preserve"> </w:t>
+        <w:t xml:space="preserve">，</w:t>
       </w:r>
       <w:r>
         <w:rPr>
@@ -7100,13 +6490,7 @@
         <w:t xml:space="preserve">F 缺的是【命题】不是【原文】</w:t>
       </w:r>
       <w:r>
-        <w:t xml:space="preserve"> </w:t>
-      </w:r>
-      <w:r>
-        <w:t xml:space="preserve">⇒</w:t>
-      </w:r>
-      <w:r>
-        <w:t xml:space="preserve"> </w:t>
+        <w:t xml:space="preserve">，</w:t>
       </w:r>
       <w:r>
         <w:rPr>
@@ -7139,16 +6523,10 @@
           <w:bCs/>
           <w:b/>
         </w:rPr>
-        <w:t xml:space="preserve">F 是 v1 没有的 ⇒ 用 v1 join 反而会丢 F</w:t>
-      </w:r>
-      <w:r>
-        <w:t xml:space="preserve"> </w:t>
-      </w:r>
-      <w:r>
-        <w:t xml:space="preserve">⇒</w:t>
-      </w:r>
-      <w:r>
-        <w:t xml:space="preserve"> </w:t>
+        <w:t xml:space="preserve">F 是 v1 没有的，用 v1 join 反而会丢 F</w:t>
+      </w:r>
+      <w:r>
+        <w:t xml:space="preserve">，</w:t>
       </w:r>
       <w:r>
         <w:rPr>
@@ -7216,13 +6594,7 @@
         <w:t xml:space="preserve">null</w:t>
       </w:r>
       <w:r>
-        <w:t xml:space="preserve"> </w:t>
-      </w:r>
-      <w:r>
-        <w:t xml:space="preserve">⇒</w:t>
-      </w:r>
-      <w:r>
-        <w:t xml:space="preserve"> </w:t>
+        <w:t xml:space="preserve">，</w:t>
       </w:r>
       <w:r>
         <w:rPr>
@@ -7253,7 +6625,7 @@
         <w:t xml:space="preserve"> </w:t>
       </w:r>
       <w:r>
-        <w:t xml:space="preserve">③ ★★★</w:t>
+        <w:t xml:space="preserve">③</w:t>
       </w:r>
       <w:r>
         <w:t xml:space="preserve"> </w:t>
@@ -7313,29 +6685,17 @@
         <w:t xml:space="preserve">laws[code].evidence</w:t>
       </w:r>
       <w:r>
-        <w:t xml:space="preserve"> </w:t>
-      </w:r>
-      <w:r>
-        <w:t xml:space="preserve">⇒ ⇒</w:t>
-      </w:r>
-      <w:r>
-        <w:t xml:space="preserve"> </w:t>
-      </w:r>
-      <w:r>
-        <w:rPr>
-          <w:bCs/>
-          <w:b/>
-        </w:rPr>
-        <w:t xml:space="preserve">v1 与 v2 同法条文集合不同 ⇒ 模型引用了 v2 有而空间没覆盖的条款 ⇒ 挂不上编号 ⇒ ⇒ 「未覆盖族」被【系统性虚高】</w:t>
-      </w:r>
-      <w:r>
-        <w:t xml:space="preserve"> </w:t>
-      </w:r>
-      <w:r>
-        <w:t xml:space="preserve">⇒ ⇒ ★</w:t>
-      </w:r>
-      <w:r>
-        <w:t xml:space="preserve"> </w:t>
+        <w:t xml:space="preserve">，</w:t>
+      </w:r>
+      <w:r>
+        <w:rPr>
+          <w:bCs/>
+          <w:b/>
+        </w:rPr>
+        <w:t xml:space="preserve">v1 与 v2 同法条文集合不同，模型引用了 v2 有而空间没覆盖的条款，挂不上编号，「未覆盖族」被【系统性虚高】</w:t>
+      </w:r>
+      <w:r>
+        <w:t xml:space="preserve">，</w:t>
       </w:r>
       <w:r>
         <w:rPr>
@@ -7345,20 +6705,14 @@
         <w:t xml:space="preserve">这是主指标失真，不是口径瑕疵</w:t>
       </w:r>
       <w:r>
-        <w:t xml:space="preserve"> </w:t>
-      </w:r>
-      <w:r>
-        <w:t xml:space="preserve">⇒ ⇒ ★</w:t>
-      </w:r>
-      <w:r>
-        <w:t xml:space="preserve"> </w:t>
-      </w:r>
-      <w:r>
-        <w:rPr>
-          <w:bCs/>
-          <w:b/>
-        </w:rPr>
-        <w:t xml:space="preserve">处置：底本换 v2 + 记六行 sha256 + 重核条号 + 改写</w:t>
+        <w:t xml:space="preserve">，</w:t>
+      </w:r>
+      <w:r>
+        <w:rPr>
+          <w:bCs/>
+          <w:b/>
+        </w:rPr>
+        <w:t xml:space="preserve">处理：底本换 v2 + 记六行 sha256 + 重核条号 + 改写</w:t>
       </w:r>
       <w:r>
         <w:rPr>
@@ -7390,17 +6744,14 @@
         <w:t xml:space="preserve">结论</w:t>
       </w:r>
       <w:r>
-        <w:t xml:space="preserve">（三组在改）⇒ ⇒ ★</w:t>
-      </w:r>
-      <w:r>
-        <w:t xml:space="preserve"> </w:t>
-      </w:r>
-      <w:r>
-        <w:rPr>
-          <w:bCs/>
-          <w:b/>
-        </w:rPr>
-        <w:t xml:space="preserve">⇒ 在此之前，「未覆盖率」的读数一律标</w:t>
+        <w:t xml:space="preserve">（三组在改），</w:t>
+      </w:r>
+      <w:r>
+        <w:rPr>
+          <w:bCs/>
+          <w:b/>
+        </w:rPr>
+        <w:t xml:space="preserve">在此之前，「未覆盖率」的读数一律标</w:t>
       </w:r>
       <w:r>
         <w:rPr>
@@ -7437,17 +6788,11 @@
         <w:pStyle w:val="BodyText"/>
       </w:pPr>
       <w:r>
-        <w:t xml:space="preserve">⇒ ★★★</w:t>
-      </w:r>
-      <w:r>
-        <w:t xml:space="preserve"> </w:t>
-      </w:r>
-      <w:r>
-        <w:rPr>
-          <w:bCs/>
-          <w:b/>
-        </w:rPr>
-        <w:t xml:space="preserve">A2（夫妻各 40 万共 80 万）的判据（★ 已按第三组审计结果订正：挂的是</w:t>
+        <w:rPr>
+          <w:bCs/>
+          <w:b/>
+        </w:rPr>
+        <w:t xml:space="preserve">A2（夫妻各 40 万共 80 万）的判据（已按第三组审计结果订正：挂的是</w:t>
       </w:r>
       <w:r>
         <w:rPr>
@@ -7604,7 +6949,7 @@
         <w:t xml:space="preserve"> </w:t>
       </w:r>
       <w:r>
-        <w:t xml:space="preserve">· ★★</w:t>
+        <w:t xml:space="preserve">·</w:t>
       </w:r>
       <w:r>
         <w:t xml:space="preserve"> </w:t>
@@ -7627,13 +6972,7 @@
         <w:t xml:space="preserve">夫妻两人是两个独立的存款人</w:t>
       </w:r>
       <w:r>
-        <w:t xml:space="preserve"> </w:t>
-      </w:r>
-      <w:r>
-        <w:t xml:space="preserve">⇒ 各自 40 万、各自限额内 ⇒</w:t>
-      </w:r>
-      <w:r>
-        <w:t xml:space="preserve"> </w:t>
+        <w:t xml:space="preserve">，各自 40 万、各自限额内，</w:t>
       </w:r>
       <w:r>
         <w:rPr>
@@ -7649,10 +6988,7 @@
         <w:t xml:space="preserve"> </w:t>
       </w:r>
       <w:r>
-        <w:t xml:space="preserve">· ⇒ ★★</w:t>
-      </w:r>
-      <w:r>
-        <w:t xml:space="preserve"> </w:t>
+        <w:t xml:space="preserve">·，</w:t>
       </w:r>
       <w:r>
         <w:rPr>
@@ -7717,33 +7053,24 @@
         <w:t xml:space="preserve">依法从投保机构清算财产中受偿</w:t>
       </w:r>
       <w:r>
-        <w:t xml:space="preserve">」⇒ ⇒</w:t>
-      </w:r>
-      <w:r>
-        <w:t xml:space="preserve"> </w:t>
-      </w:r>
-      <w:r>
-        <w:rPr>
-          <w:bCs/>
-          <w:b/>
-        </w:rPr>
-        <w:t xml:space="preserve">条文明写要"合并计算" ⇒ ⇒ ⇒ 所以判据不是"合并 vs 不合并"，而是【条文里两处限定指向不同对象】：账户/机构层面要合并，存款人身份层面不合并</w:t>
-      </w:r>
-      <w:r>
-        <w:t xml:space="preserve"> </w:t>
-      </w:r>
-      <w:r>
-        <w:t xml:space="preserve">⇒ ⇒ ⇒</w:t>
-      </w:r>
-      <w:r>
-        <w:t xml:space="preserve"> </w:t>
-      </w:r>
-      <w:r>
-        <w:rPr>
-          <w:bCs/>
-          <w:b/>
-        </w:rPr>
-        <w:t xml:space="preserve">⇒ 因此我们建议把主判据写成"区分这两处限定"，而不是"分别计算"</w:t>
+        <w:t xml:space="preserve">」，</w:t>
+      </w:r>
+      <w:r>
+        <w:rPr>
+          <w:bCs/>
+          <w:b/>
+        </w:rPr>
+        <w:t xml:space="preserve">条文明写要"合并计算"，所以判据不是"合并 vs 不合并"，而是【条文里两处限定指向不同对象】：账户/机构层面要合并，存款人身份层面不合并</w:t>
+      </w:r>
+      <w:r>
+        <w:t xml:space="preserve">，</w:t>
+      </w:r>
+      <w:r>
+        <w:rPr>
+          <w:bCs/>
+          <w:b/>
+        </w:rPr>
+        <w:t xml:space="preserve">因此我们建议把主判据写成"区分这两处限定"，而不是"分别计算"</w:t>
       </w:r>
       <w:r>
         <w:t xml:space="preserve">（后者会被读成"不合并"，与条文字面冲突）。</w:t>
@@ -7752,7 +7079,7 @@
         <w:t xml:space="preserve"> </w:t>
       </w:r>
       <w:r>
-        <w:t xml:space="preserve">· ★★</w:t>
+        <w:t xml:space="preserve">·</w:t>
       </w:r>
       <w:r>
         <w:t xml:space="preserve"> </w:t>
@@ -7798,13 +7125,7 @@
         <w:t xml:space="preserve">不是"风险自负"</w:t>
       </w:r>
       <w:r>
-        <w:t xml:space="preserve"> </w:t>
-      </w:r>
-      <w:r>
-        <w:t xml:space="preserve">⇒ ⇒</w:t>
-      </w:r>
-      <w:r>
-        <w:t xml:space="preserve"> </w:t>
+        <w:t xml:space="preserve">，</w:t>
       </w:r>
       <w:r>
         <w:rPr>
@@ -7814,13 +7135,7 @@
         <w:t xml:space="preserve">把"超 50 万部分风险自负"（常见误答）单列扣分</w:t>
       </w:r>
       <w:r>
-        <w:t xml:space="preserve"> </w:t>
-      </w:r>
-      <w:r>
-        <w:t xml:space="preserve">⇒ ⇒ ★</w:t>
-      </w:r>
-      <w:r>
-        <w:t xml:space="preserve"> </w:t>
+        <w:t xml:space="preserve">，</w:t>
       </w:r>
       <w:r>
         <w:rPr>
@@ -7830,13 +7145,7 @@
         <w:t xml:space="preserve">它可能比主体认定更有判别力（多数模型会在这里失分）</w:t>
       </w:r>
       <w:r>
-        <w:t xml:space="preserve"> </w:t>
-      </w:r>
-      <w:r>
-        <w:t xml:space="preserve">⇒ ⇒</w:t>
-      </w:r>
-      <w:r>
-        <w:t xml:space="preserve"> </w:t>
+        <w:t xml:space="preserve">，</w:t>
       </w:r>
       <w:r>
         <w:rPr>
@@ -7849,7 +7158,7 @@
         <w:t xml:space="preserve"> </w:t>
       </w:r>
       <w:r>
-        <w:t xml:space="preserve">· ★</w:t>
+        <w:t xml:space="preserve">·</w:t>
       </w:r>
       <w:r>
         <w:t xml:space="preserve"> </w:t>
@@ -7891,13 +7200,7 @@
         <w:t xml:space="preserve">/ 引民法典 1062）</w:t>
       </w:r>
       <w:r>
-        <w:t xml:space="preserve"> </w:t>
-      </w:r>
-      <w:r>
-        <w:t xml:space="preserve">⇒ ⇒ ★★</w:t>
-      </w:r>
-      <w:r>
-        <w:t xml:space="preserve"> </w:t>
+        <w:t xml:space="preserve">，</w:t>
       </w:r>
       <w:r>
         <w:rPr>
@@ -7914,16 +7217,13 @@
           <w:bCs/>
           <w:b/>
         </w:rPr>
-        <w:t xml:space="preserve">期望行为过严 ⇒ 绝大多数模型不会主动说这件事 ⇒ 若当通过条件 ⇒ 几乎所有模型都失败 ⇒ ⇒ 判据退化成常数 ⇒ 无判别力。</w:t>
-      </w:r>
-      <w:r>
-        <w:t xml:space="preserve"> </w:t>
-      </w:r>
-      <w:r>
-        <w:t xml:space="preserve">· ⇒ ⇒ ★★★</w:t>
-      </w:r>
-      <w:r>
-        <w:t xml:space="preserve"> </w:t>
+        <w:t xml:space="preserve">期望行为过严，绝大多数模型不会主动说这件事，若当通过条件，几乎所有模型都失败，判据退化成常数，无判别力。</w:t>
+      </w:r>
+      <w:r>
+        <w:t xml:space="preserve"> </w:t>
+      </w:r>
+      <w:r>
+        <w:t xml:space="preserve">·，</w:t>
       </w:r>
       <w:r>
         <w:rPr>
@@ -7946,20 +7246,7 @@
         <w:t xml:space="preserve"> </w:t>
       </w:r>
       <w:r>
-        <w:t xml:space="preserve">⇒ ⇒ ★★★</w:t>
-      </w:r>
-      <w:r>
-        <w:t xml:space="preserve"> </w:t>
-      </w:r>
-      <w:r>
-        <w:rPr>
-          <w:bCs/>
-          <w:b/>
-        </w:rPr>
-        <w:t xml:space="preserve">★ 三个子项 + 判读约束（★ 已写死，防外部问"任意一条命中算过吗"）</w:t>
-      </w:r>
-      <w:r>
-        <w:t xml:space="preserve">：</w:t>
+        <w:t xml:space="preserve">** 三个子项 + 判读约束（已写死，防外部问"任意一条命中算过吗"）**：</w:t>
       </w:r>
     </w:p>
     <w:tbl>
@@ -8069,13 +7356,7 @@
               <w:t xml:space="preserve">两个独立的存款人</w:t>
             </w:r>
             <w:r>
-              <w:t xml:space="preserve"> </w:t>
-            </w:r>
-            <w:r>
-              <w:t xml:space="preserve">⇒ 各自 40 万、各自限额内 ⇒</w:t>
-            </w:r>
-            <w:r>
-              <w:t xml:space="preserve"> </w:t>
+              <w:t xml:space="preserve">，各自 40 万、各自限额内，</w:t>
             </w:r>
             <w:r>
               <w:rPr>
@@ -8167,13 +7448,7 @@
               <w:t xml:space="preserve">不是"风险自负"</w:t>
             </w:r>
             <w:r>
-              <w:t xml:space="preserve"> </w:t>
-            </w:r>
-            <w:r>
-              <w:t xml:space="preserve">⇒</w:t>
-            </w:r>
-            <w:r>
-              <w:t xml:space="preserve"> </w:t>
+              <w:t xml:space="preserve">，</w:t>
             </w:r>
             <w:r>
               <w:rPr>
@@ -8314,12 +7589,6 @@
         <w:pStyle w:val="FirstParagraph"/>
       </w:pPr>
       <w:r>
-        <w:t xml:space="preserve">⇒ ⇒ ★</w:t>
-      </w:r>
-      <w:r>
-        <w:t xml:space="preserve"> </w:t>
-      </w:r>
-      <w:r>
         <w:rPr>
           <w:bCs/>
           <w:b/>
@@ -8327,10 +7596,7 @@
         <w:t xml:space="preserve">三种算法（合成 / 并集 / 交集）都不该用，理由各不相同</w:t>
       </w:r>
       <w:r>
-        <w:t xml:space="preserve">：❌</w:t>
-      </w:r>
-      <w:r>
-        <w:t xml:space="preserve"> </w:t>
+        <w:t xml:space="preserve">：</w:t>
       </w:r>
       <w:r>
         <w:rPr>
@@ -8359,10 +7625,7 @@
         <w:t xml:space="preserve"> </w:t>
       </w:r>
       <w:r>
-        <w:t xml:space="preserve">会主导总分 ⇒</w:t>
-      </w:r>
-      <w:r>
-        <w:t xml:space="preserve"> </w:t>
+        <w:t xml:space="preserve">会主导总分，</w:t>
       </w:r>
       <w:r>
         <w:rPr>
@@ -8372,10 +7635,7 @@
         <w:t xml:space="preserve">一个只答对 S1+S2 的模型会被拖成"部分失败"</w:t>
       </w:r>
       <w:r>
-        <w:t xml:space="preserve">，而它其实答对了全部法律后果；❌</w:t>
-      </w:r>
-      <w:r>
-        <w:t xml:space="preserve"> </w:t>
+        <w:t xml:space="preserve">，而它其实答对了全部法律后果；</w:t>
       </w:r>
       <w:r>
         <w:rPr>
@@ -8401,10 +7661,7 @@
         <w:t xml:space="preserve">S3 极容易"顺带提到"民法典 1062</w:t>
       </w:r>
       <w:r>
-        <w:t xml:space="preserve"> </w:t>
-      </w:r>
-      <w:r>
-        <w:t xml:space="preserve">⇒ 并集会把它抬成高命中的判据，</w:t>
+        <w:t xml:space="preserve">，并集会把它抬成高命中的判据，</w:t>
       </w:r>
       <w:r>
         <w:rPr>
@@ -8414,10 +7671,7 @@
         <w:t xml:space="preserve">而它其实测不出什么</w:t>
       </w:r>
       <w:r>
-        <w:t xml:space="preserve">；❌</w:t>
-      </w:r>
-      <w:r>
-        <w:t xml:space="preserve"> </w:t>
+        <w:t xml:space="preserve">；</w:t>
       </w:r>
       <w:r>
         <w:rPr>
@@ -8430,17 +7684,14 @@
         <w:t xml:space="preserve"> </w:t>
       </w:r>
       <w:r>
-        <w:t xml:space="preserve">—— 几乎不可能命中 ⇒</w:t>
-      </w:r>
-      <w:r>
-        <w:t xml:space="preserve"> </w:t>
-      </w:r>
-      <w:r>
-        <w:rPr>
-          <w:bCs/>
-          <w:b/>
-        </w:rPr>
-        <w:t xml:space="preserve">退化成常数 0 ⇒ 无判别力</w:t>
+        <w:t xml:space="preserve">—— 几乎不可能命中，</w:t>
+      </w:r>
+      <w:r>
+        <w:rPr>
+          <w:bCs/>
+          <w:b/>
+        </w:rPr>
+        <w:t xml:space="preserve">退化成常数 0，无判别力</w:t>
       </w:r>
       <w:r>
         <w:t xml:space="preserve">。</w:t>
@@ -8449,12 +7700,6 @@
         <w:t xml:space="preserve"> </w:t>
       </w:r>
       <w:r>
-        <w:t xml:space="preserve">⇒ ⇒ ★★</w:t>
-      </w:r>
-      <w:r>
-        <w:t xml:space="preserve"> </w:t>
-      </w:r>
-      <w:r>
         <w:rPr>
           <w:bCs/>
           <w:b/>
@@ -8469,16 +7714,10 @@
           <w:bCs/>
           <w:b/>
         </w:rPr>
-        <w:t xml:space="preserve">S1+S2 测"法律后果对不对"（有唯一答案）｜S3 测"有没有多走一步"（没有唯一答案）⇒ ⇒ 两者不能合成一个数。</w:t>
-      </w:r>
-      <w:r>
-        <w:t xml:space="preserve"> </w:t>
-      </w:r>
-      <w:r>
-        <w:t xml:space="preserve">⇒ ⇒ ★</w:t>
-      </w:r>
-      <w:r>
-        <w:t xml:space="preserve"> </w:t>
+        <w:t xml:space="preserve">S1+S2 测"法律后果对不对"（有唯一答案）｜S3 测"有没有多走一步"（没有唯一答案），两者不能合成一个数。</w:t>
+      </w:r>
+      <w:r>
+        <w:t xml:space="preserve">，</w:t>
       </w:r>
       <w:r>
         <w:rPr>
@@ -8491,100 +7730,79 @@
         <w:t xml:space="preserve"> </w:t>
       </w:r>
       <w:r>
-        <w:t xml:space="preserve">⇒ ⇒ ★★</w:t>
-      </w:r>
-      <w:r>
-        <w:t xml:space="preserve"> </w:t>
-      </w:r>
-      <w:r>
-        <w:rPr>
-          <w:bCs/>
-          <w:b/>
-        </w:rPr>
-        <w:t xml:space="preserve">★ 一条通用通则（本次的教训形态）——「编号 ≠ 判据」</w:t>
-      </w:r>
-      <w:r>
-        <w:t xml:space="preserve">：★</w:t>
-      </w:r>
-      <w:r>
-        <w:t xml:space="preserve"> </w:t>
-      </w:r>
-      <w:r>
-        <w:rPr>
-          <w:bCs/>
-          <w:b/>
-        </w:rPr>
+        <w:t xml:space="preserve">** 一条通用原则（本次的教训形态）——「编号 ≠ 判据」</w:t>
+      </w:r>
+      <w:r>
+        <w:rPr>
+          <w:bCs/>
+          <w:b/>
+        </w:rPr>
+        <w:t xml:space="preserve">：</w:t>
+      </w:r>
+      <w:r>
         <w:t xml:space="preserve">任何"映射 / 编号对齐"类交付完成后，必须再回一次源，读【被映射对象的原文】</w:t>
       </w:r>
       <w:r>
-        <w:t xml:space="preserve"> </w:t>
-      </w:r>
-      <w:r>
-        <w:t xml:space="preserve">⇒ ⇒ 因为</w:t>
-      </w:r>
-      <w:r>
-        <w:rPr>
-          <w:bCs/>
-          <w:b/>
-        </w:rPr>
+        <w:rPr>
+          <w:bCs/>
+          <w:b/>
+        </w:rPr>
+        <w:t xml:space="preserve">，因为</w:t>
+      </w:r>
+      <w:r>
         <w:t xml:space="preserve">编号只保证"挂得上"，不保证"判得了"</w:t>
       </w:r>
       <w:r>
-        <w:t xml:space="preserve"> </w:t>
-      </w:r>
-      <w:r>
-        <w:t xml:space="preserve">⇒ ⇒ ★</w:t>
-      </w:r>
-      <w:r>
-        <w:t xml:space="preserve"> </w:t>
-      </w:r>
-      <w:r>
-        <w:rPr>
-          <w:bCs/>
-          <w:b/>
-        </w:rPr>
+        <w:rPr>
+          <w:bCs/>
+          <w:b/>
+        </w:rPr>
+        <w:t xml:space="preserve">，</w:t>
+      </w:r>
+      <w:r>
         <w:t xml:space="preserve">本次就是例证</w:t>
       </w:r>
       <w:r>
+        <w:rPr>
+          <w:bCs/>
+          <w:b/>
+        </w:rPr>
         <w:t xml:space="preserve">：先拿到"挂</w:t>
       </w:r>
       <w:r>
+        <w:rPr>
+          <w:bCs/>
+          <w:b/>
+        </w:rPr>
         <w:t xml:space="preserve"> </w:t>
       </w:r>
       <w:r>
         <w:rPr>
           <w:rStyle w:val="VerbatimChar"/>
+          <w:bCs/>
+          <w:b/>
         </w:rPr>
         <w:t xml:space="preserve">C7</w:t>
       </w:r>
       <w:r>
-        <w:t xml:space="preserve">" ⇒</w:t>
-      </w:r>
-      <w:r>
-        <w:t xml:space="preserve"> </w:t>
-      </w:r>
-      <w:r>
-        <w:rPr>
-          <w:bCs/>
-          <w:b/>
-        </w:rPr>
+        <w:rPr>
+          <w:bCs/>
+          <w:b/>
+        </w:rPr>
+        <w:t xml:space="preserve">"，</w:t>
+      </w:r>
+      <w:r>
         <w:t xml:space="preserve">回源读第五条第二款原文后才发现 ① "分别计算"与条文字面冲突（条文明写要合并计算）② 还有 S2 这个第三判点</w:t>
       </w:r>
       <w:r>
-        <w:t xml:space="preserve"> </w:t>
-      </w:r>
-      <w:r>
-        <w:t xml:space="preserve">⇒ ⇒ ⇒</w:t>
-      </w:r>
-      <w:r>
-        <w:t xml:space="preserve"> </w:t>
-      </w:r>
-      <w:r>
-        <w:rPr>
-          <w:bCs/>
-          <w:b/>
-        </w:rPr>
-        <w:t xml:space="preserve">⇒ 编号对齐只完成了"挂得上"，没完成"判得了"。</w:t>
+        <w:rPr>
+          <w:bCs/>
+          <w:b/>
+        </w:rPr>
+        <w:t xml:space="preserve">，</w:t>
+      </w:r>
+      <w:r>
+        <w:t xml:space="preserve">编号对齐只完成了"挂得上"，没完成"判得了"。**</w:t>
       </w:r>
     </w:p>
     <w:p>
@@ -8592,12 +7810,6 @@
         <w:pStyle w:val="BodyText"/>
       </w:pPr>
       <w:r>
-        <w:t xml:space="preserve">⇒ ★★</w:t>
-      </w:r>
-      <w:r>
-        <w:t xml:space="preserve"> </w:t>
-      </w:r>
-      <w:r>
         <w:rPr>
           <w:bCs/>
           <w:b/>
@@ -8605,10 +7817,7 @@
         <w:t xml:space="preserve">一条我们自己的自我修正（也会被问到）</w:t>
       </w:r>
       <w:r>
-        <w:t xml:space="preserve">：★</w:t>
-      </w:r>
-      <w:r>
-        <w:t xml:space="preserve"> </w:t>
+        <w:t xml:space="preserve">：</w:t>
       </w:r>
       <w:r>
         <w:rPr>
@@ -8724,33 +7933,24 @@
         <w:t xml:space="preserve">里不存在</w:t>
       </w:r>
       <w:r>
-        <w:t xml:space="preserve">（全仓 grep = 0 命中）⇒ ⇒ ★</w:t>
-      </w:r>
-      <w:r>
-        <w:t xml:space="preserve"> </w:t>
-      </w:r>
-      <w:r>
-        <w:rPr>
-          <w:bCs/>
-          <w:b/>
-        </w:rPr>
-        <w:t xml:space="preserve">⇒ 我们只引前人【报告的读数】，不引其【机制解释】已被独立复现</w:t>
-      </w:r>
-      <w:r>
-        <w:t xml:space="preserve"> </w:t>
-      </w:r>
-      <w:r>
-        <w:t xml:space="preserve">⇒ ⇒ ★</w:t>
-      </w:r>
-      <w:r>
-        <w:t xml:space="preserve"> </w:t>
-      </w:r>
-      <w:r>
-        <w:rPr>
-          <w:bCs/>
-          <w:b/>
-        </w:rPr>
-        <w:t xml:space="preserve">⇒ 而且这对我们是利好</w:t>
+        <w:t xml:space="preserve">（全仓 grep = 0 命中），</w:t>
+      </w:r>
+      <w:r>
+        <w:rPr>
+          <w:bCs/>
+          <w:b/>
+        </w:rPr>
+        <w:t xml:space="preserve">我们只引前人【报告的读数】，不引其【机制解释】已被独立复现</w:t>
+      </w:r>
+      <w:r>
+        <w:t xml:space="preserve">，</w:t>
+      </w:r>
+      <w:r>
+        <w:rPr>
+          <w:bCs/>
+          <w:b/>
+        </w:rPr>
+        <w:t xml:space="preserve">而且这对我们是利好</w:t>
       </w:r>
       <w:r>
         <w:t xml:space="preserve">：我们的盲写轮臂若成立，是</w:t>
@@ -8775,7 +7975,7 @@
           <w:bCs/>
           <w:b/>
         </w:rPr>
-        <w:t xml:space="preserve">Q7 ⚠️「这跟 ToT 有什么区别？」</w:t>
+        <w:t xml:space="preserve">Q7 「这跟 ToT 有什么区别？」</w:t>
       </w:r>
       <w:r>
         <w:t xml:space="preserve">（今天新增，几乎一定会被问，因为机制链里"加支数有效"就是 ToT 的结论）</w:t>
@@ -8797,7 +7997,7 @@
         <w:t xml:space="preserve"> </w:t>
       </w:r>
       <w:r>
-        <w:t xml:space="preserve">- 📄 ToT 原文一手结论（</w:t>
+        <w:t xml:space="preserve">- ToT 原文一手结论（</w:t>
       </w:r>
       <w:r>
         <w:rPr>
@@ -8886,10 +8086,7 @@
         <w:t xml:space="preserve">"</w:t>
       </w:r>
       <w:r>
-        <w:t xml:space="preserve">（Game of 24）⇒ ⇒</w:t>
-      </w:r>
-      <w:r>
-        <w:t xml:space="preserve"> </w:t>
+        <w:t xml:space="preserve">（Game of 24），</w:t>
       </w:r>
       <w:r>
         <w:rPr>
@@ -8899,16 +8096,13 @@
         <w:t xml:space="preserve">"加支数有效 / 身份多样性无效"这两条是 ToT 原文结论的复述，不是我们的发现</w:t>
       </w:r>
       <w:r>
-        <w:t xml:space="preserve"> </w:t>
-      </w:r>
-      <w:r>
-        <w:t xml:space="preserve">⇒ 我们在稿子里明确标了"⚠️⚠️ = ToT 原文结论，非本组新发现"。</w:t>
-      </w:r>
-      <w:r>
-        <w:t xml:space="preserve"> </w:t>
-      </w:r>
-      <w:r>
-        <w:t xml:space="preserve">- ★</w:t>
+        <w:t xml:space="preserve">，我们在稿子里明确标了" = ToT 原文结论，非本组新发现"。</w:t>
+      </w:r>
+      <w:r>
+        <w:t xml:space="preserve"> </w:t>
+      </w:r>
+      <w:r>
+        <w:t xml:space="preserve">-</w:t>
       </w:r>
       <w:r>
         <w:t xml:space="preserve"> </w:t>
@@ -8937,10 +8131,7 @@
         <w:t xml:space="preserve">ToT 的三条前提在开放写作题上全不成立</w:t>
       </w:r>
       <w:r>
-        <w:t xml:space="preserve">（可分解 / 可回溯 / part-level 评价器）。⇒ ⇒</w:t>
-      </w:r>
-      <w:r>
-        <w:t xml:space="preserve"> </w:t>
+        <w:t xml:space="preserve">（可分解 / 可回溯 / part-level 评价器）。</w:t>
       </w:r>
       <w:r>
         <w:rPr>
@@ -8953,7 +8144,7 @@
         <w:t xml:space="preserve"> </w:t>
       </w:r>
       <w:r>
-        <w:t xml:space="preserve">⇒ ⇒ 具体地，ToT 在可分解任务上做，</w:t>
+        <w:t xml:space="preserve">具体地，ToT 在可分解任务上做，</w:t>
       </w:r>
       <w:r>
         <w:rPr>
@@ -8973,10 +8164,7 @@
         <w:t xml:space="preserve">取决于题里有多少条真正可分叉的决策</w:t>
       </w:r>
       <w:r>
-        <w:t xml:space="preserve">（S5 数学证明题支数涨但面宽不涨）⇒</w:t>
-      </w:r>
-      <w:r>
-        <w:t xml:space="preserve"> </w:t>
+        <w:t xml:space="preserve">（S5 数学证明题支数涨但面宽不涨），</w:t>
       </w:r>
       <w:r>
         <w:rPr>
@@ -8992,12 +8180,6 @@
         <w:t xml:space="preserve"> </w:t>
       </w:r>
       <w:r>
-        <w:t xml:space="preserve">⇒ ★</w:t>
-      </w:r>
-      <w:r>
-        <w:t xml:space="preserve"> </w:t>
-      </w:r>
-      <w:r>
         <w:rPr>
           <w:bCs/>
           <w:b/>
@@ -9027,10 +8209,7 @@
         <w:t xml:space="preserve"> </w:t>
       </w:r>
       <w:r>
-        <w:t xml:space="preserve">自陈的最大对照缺口）⇒</w:t>
-      </w:r>
-      <w:r>
-        <w:t xml:space="preserve"> </w:t>
+        <w:t xml:space="preserve">自陈的最大对照缺口），</w:t>
       </w:r>
       <w:r>
         <w:rPr>
@@ -9117,10 +8296,7 @@
         <w:t xml:space="preserve">归零</w:t>
       </w:r>
       <w:r>
-        <w:t xml:space="preserve">（15 臂对全落 0.053–0.077 窄带，地板 0.0720）⇒</w:t>
-      </w:r>
-      <w:r>
-        <w:t xml:space="preserve"> </w:t>
+        <w:t xml:space="preserve">（15 臂对全落 0.053–0.077 窄带，地板 0.0720），</w:t>
       </w:r>
       <w:r>
         <w:rPr>
@@ -9186,10 +8362,7 @@
         <w:t xml:space="preserve">塑造有效（9×）但选择无效（9/9 打平）</w:t>
       </w:r>
       <w:r>
-        <w:t xml:space="preserve"> </w:t>
-      </w:r>
-      <w:r>
-        <w:t xml:space="preserve">⇒ 瓶颈在</w:t>
+        <w:t xml:space="preserve">，瓶颈在</w:t>
       </w:r>
       <w:r>
         <w:rPr>
@@ -9230,10 +8403,7 @@
         <w:t xml:space="preserve"> </w:t>
       </w:r>
       <w:r>
-        <w:t xml:space="preserve">同一批产出、两种读数、相反解释——T10 上几何 J 最小的一对（0.0492）恰是判官判定"状态机更像由观点驱动"的一对。⇒ 相似度测"内容在哪里"，驱动是关于"内容里有什么"。⇒</w:t>
-      </w:r>
-      <w:r>
-        <w:t xml:space="preserve"> </w:t>
+        <w:t xml:space="preserve">同一批产出、两种读数、相反解释——T10 上几何 J 最小的一对（0.0492）恰是判官判定"状态机更像由观点驱动"的一对。相似度测"内容在哪里"，驱动是关于"内容里有什么"。</w:t>
       </w:r>
       <w:r>
         <w:rPr>
@@ -9268,16 +8438,7 @@
         <w:t xml:space="preserve">三个判官（两个跨厂商、一个同源）在核心对比上给出完全相同的数字（0胜6负，位置一致率 1.00）</w:t>
       </w:r>
       <w:r>
-        <w:t xml:space="preserve"> </w:t>
-      </w:r>
-      <w:r>
-        <w:t xml:space="preserve">⇒ 方向不是某个判官家族的偏好。</w:t>
-      </w:r>
-      <w:r>
-        <w:t xml:space="preserve"> </w:t>
-      </w:r>
-      <w:r>
-        <w:t xml:space="preserve">⚠️</w:t>
+        <w:t xml:space="preserve">，方向不是某个判官家族的偏好。</w:t>
       </w:r>
       <w:r>
         <w:t xml:space="preserve"> </w:t>
@@ -9325,7 +8486,7 @@
         <w:t xml:space="preserve"> </w:t>
       </w:r>
       <w:r>
-        <w:t xml:space="preserve">② ★</w:t>
+        <w:t xml:space="preserve">②</w:t>
       </w:r>
       <w:r>
         <w:t xml:space="preserve"> </w:t>
@@ -9606,12 +8767,6 @@
         <w:pStyle w:val="BodyText"/>
       </w:pPr>
       <w:r>
-        <w:t xml:space="preserve">⇒ ⇒</w:t>
-      </w:r>
-      <w:r>
-        <w:t xml:space="preserve"> </w:t>
-      </w:r>
-      <w:r>
         <w:rPr>
           <w:bCs/>
           <w:b/>
@@ -9629,13 +8784,7 @@
         <w:t xml:space="preserve">不是</w:t>
       </w:r>
       <w:r>
-        <w:t xml:space="preserve">"换一个判官结论就反号"（那是两次独立批次，生成侧 temp=0.7 ⇒ 答案文本本就不同）。</w:t>
-      </w:r>
-      <w:r>
-        <w:t xml:space="preserve"> </w:t>
-      </w:r>
-      <w:r>
-        <w:t xml:space="preserve">⇒ ⇒ ★</w:t>
+        <w:t xml:space="preserve">"换一个判官结论就反号"（那是两次独立批次，生成侧 temp=0.7，答案文本本就不同）。</w:t>
       </w:r>
       <w:r>
         <w:t xml:space="preserve"> </w:t>
@@ -9658,10 +8807,7 @@
         <w:t xml:space="preserve">判官连自己都复现不了</w:t>
       </w:r>
       <w:r>
-        <w:t xml:space="preserve">" ⇒ ⇒</w:t>
-      </w:r>
-      <w:r>
-        <w:t xml:space="preserve"> </w:t>
+        <w:t xml:space="preserve">"，</w:t>
       </w:r>
       <w:r>
         <w:rPr>
@@ -9677,12 +8823,6 @@
         <w:t xml:space="preserve"> </w:t>
       </w:r>
       <w:r>
-        <w:t xml:space="preserve">⚠️</w:t>
-      </w:r>
-      <w:r>
-        <w:t xml:space="preserve"> </w:t>
-      </w:r>
-      <w:r>
         <w:rPr>
           <w:bCs/>
           <w:b/>
@@ -9700,7 +8840,7 @@
         <w:t xml:space="preserve">同源</w:t>
       </w:r>
       <w:r>
-        <w:t xml:space="preserve">的（跨厂商额度耗尽，只覆盖 G01）⇒ 这不能替代多题跨厂商复现。</w:t>
+        <w:t xml:space="preserve">的（跨厂商额度耗尽，只覆盖 G01），这不能替代多题跨厂商复现。</w:t>
       </w:r>
     </w:p>
     <w:p>
@@ -9728,10 +8868,7 @@
         <w:t xml:space="preserve">判死门</w:t>
       </w:r>
       <w:r>
-        <w:t xml:space="preserve">的设计，不是修辞。C0 = 等强度提示词臂（档案全文一次性注入），C1 = 状态机臂。⇒</w:t>
-      </w:r>
-      <w:r>
-        <w:t xml:space="preserve"> </w:t>
+        <w:t xml:space="preserve">的设计，不是修辞。C0 = 等强度提示词臂（档案全文一次性注入），C1 = 状态机臂。</w:t>
       </w:r>
       <w:r>
         <w:rPr>
@@ -9741,13 +8878,7 @@
         <w:t xml:space="preserve">只有 C1 显著优于 C0 才证明"状态机 ≠ 提示词"</w:t>
       </w:r>
       <w:r>
-        <w:t xml:space="preserve">；若 C1 ≈ C0 ⇒ 当前形态死。</w:t>
-      </w:r>
-      <w:r>
-        <w:t xml:space="preserve"> </w:t>
-      </w:r>
-      <w:r>
-        <w:t xml:space="preserve">★ 而 Phase 1 的读数是</w:t>
+        <w:t xml:space="preserve">；若 C1 ≈ C0，当前形态死。而 Phase 1 的读数是</w:t>
       </w:r>
       <w:r>
         <w:rPr>
@@ -9757,10 +8888,7 @@
         <w:t xml:space="preserve">部分成立</w:t>
       </w:r>
       <w:r>
-        <w:t xml:space="preserve">：C1 覆盖率显著低于 C0（Δ=−0.0423，p=0.0044）且 C1 显著优于等调用数中性臂 S（p_adj=0.0070）⇒</w:t>
-      </w:r>
-      <w:r>
-        <w:t xml:space="preserve"> </w:t>
+        <w:t xml:space="preserve">：C1 覆盖率显著低于 C0（Δ=−0.0423，p=0.0044）且 C1 显著优于等调用数中性臂 S（p_adj=0.0070），</w:t>
       </w:r>
       <w:r>
         <w:rPr>
@@ -9783,13 +8911,7 @@
         <w:t xml:space="preserve">C2 vs C0 p=0.0923 未达阈值</w:t>
       </w:r>
       <w:r>
-        <w:t xml:space="preserve"> </w:t>
-      </w:r>
-      <w:r>
-        <w:t xml:space="preserve">⇒</w:t>
-      </w:r>
-      <w:r>
-        <w:t xml:space="preserve"> </w:t>
+        <w:t xml:space="preserve">，</w:t>
       </w:r>
       <w:r>
         <w:rPr>
@@ -9837,10 +8959,7 @@
         <w:t xml:space="preserve">没把状态以可抽取的形式留在产出里</w:t>
       </w:r>
       <w:r>
-        <w:t xml:space="preserve"> </w:t>
-      </w:r>
-      <w:r>
-        <w:t xml:space="preserve">⇒ 必须让候选</w:t>
+        <w:t xml:space="preserve">，必须让候选</w:t>
       </w:r>
       <w:r>
         <w:rPr>
@@ -9860,10 +8979,7 @@
         <w:t xml:space="preserve">读这个声明 + 核验兑现</w:t>
       </w:r>
       <w:r>
-        <w:t xml:space="preserve">（声明放弃 B 但正文写了 B ⇒ 算违禁）⇒</w:t>
-      </w:r>
-      <w:r>
-        <w:t xml:space="preserve"> </w:t>
+        <w:t xml:space="preserve">（声明放弃 B 但正文写了 B，算违禁），</w:t>
       </w:r>
       <w:r>
         <w:rPr>
@@ -9873,13 +8989,7 @@
         <w:t xml:space="preserve">结构化绑定，不靠措辞相似度</w:t>
       </w:r>
       <w:r>
-        <w:t xml:space="preserve">。</w:t>
-      </w:r>
-      <w:r>
-        <w:t xml:space="preserve"> </w:t>
-      </w:r>
-      <w:r>
-        <w:t xml:space="preserve">⇒ ★ 这条正好是 D 篇给层1 的接口：</w:t>
+        <w:t xml:space="preserve">。这条正好是 D 篇给层1 的接口：</w:t>
       </w:r>
       <w:r>
         <w:rPr>
@@ -10054,7 +9164,7 @@
         <w:t xml:space="preserve">静默忽略</w:t>
       </w:r>
       <w:r>
-        <w:t xml:space="preserve">（请求不报错、字段直接不存在）⇒ typicality / NLL / perplexity / PMI</w:t>
+        <w:t xml:space="preserve">（请求不报错、字段直接不存在），typicality / NLL / perplexity / PMI</w:t>
       </w:r>
       <w:r>
         <w:t xml:space="preserve"> </w:t>
@@ -10067,13 +9177,7 @@
         <w:t xml:space="preserve">全族作废</w:t>
       </w:r>
       <w:r>
-        <w:t xml:space="preserve">；沙箱无 GPU ⇒ 无自托管打分器</w:t>
-      </w:r>
-      <w:r>
-        <w:t xml:space="preserve"> </w:t>
-      </w:r>
-      <w:r>
-        <w:t xml:space="preserve">⇒ ⇒</w:t>
+        <w:t xml:space="preserve">；沙箱无 GPU，无自托管打分器</w:t>
       </w:r>
       <w:r>
         <w:t xml:space="preserve"> </w:t>
@@ -10285,10 +9389,7 @@
               <w:t xml:space="preserve">结构维度拓不开</w:t>
             </w:r>
             <w:r>
-              <w:t xml:space="preserve">（PR@32=4.11 vs 隔离参考 30.37 ⇒</w:t>
-            </w:r>
-            <w:r>
-              <w:t xml:space="preserve"> </w:t>
+              <w:t xml:space="preserve">（PR@32=4.11 vs 隔离参考 30.37，</w:t>
             </w:r>
             <w:r>
               <w:rPr>
@@ -10321,12 +9422,6 @@
         <w:pStyle w:val="BodyText"/>
       </w:pPr>
       <w:r>
-        <w:t xml:space="preserve">⇒ ⇒</w:t>
-      </w:r>
-      <w:r>
-        <w:t xml:space="preserve"> </w:t>
-      </w:r>
-      <w:r>
         <w:rPr>
           <w:bCs/>
           <w:b/>
@@ -10439,12 +9534,6 @@
         <w:t xml:space="preserve"> </w:t>
       </w:r>
       <w:r>
-        <w:t xml:space="preserve">⇒ ⇒</w:t>
-      </w:r>
-      <w:r>
-        <w:t xml:space="preserve"> </w:t>
-      </w:r>
-      <w:r>
         <w:rPr>
           <w:bCs/>
           <w:b/>
@@ -10496,7 +9585,7 @@
         <w:t xml:space="preserve">定量的下一步</w:t>
       </w:r>
       <w:r>
-        <w:t xml:space="preserve">：绝对宽度差基本落在地板内（自助 SD 3.3–9.1 条、跨配置重跑 Δ 最大 74 条，而臂间绝对差最大只有 11 条）⇒ 所以必须用</w:t>
+        <w:t xml:space="preserve">：绝对宽度差基本落在地板内（自助 SD 3.3–9.1 条、跨配置重跑 Δ 最大 74 条，而臂间绝对差最大只有 11 条），所以必须用</w:t>
       </w:r>
       <w:r>
         <w:rPr>
@@ -10536,7 +9625,7 @@
         <w:t xml:space="preserve"> </w:t>
       </w:r>
       <w:r>
-        <w:t xml:space="preserve">静默忽略）⇒ 全部改用</w:t>
+        <w:t xml:space="preserve">静默忽略），全部改用</w:t>
       </w:r>
       <w:r>
         <w:rPr>
@@ -10576,7 +9665,7 @@
         <w:t xml:space="preserve">代理量没动 ≠ 机制不成立</w:t>
       </w:r>
       <w:r>
-        <w:t xml:space="preserve">。⇒ 全文有 H1–H7 七条机制假说，每条带</w:t>
+        <w:t xml:space="preserve">。全文有 H1–H7 七条机制假说，每条带</w:t>
       </w:r>
       <w:r>
         <w:rPr>
@@ -10617,10 +9706,7 @@
         <w:t xml:space="preserve"> </w:t>
       </w:r>
       <w:r>
-        <w:t xml:space="preserve">→ 答：★</w:t>
-      </w:r>
-      <w:r>
-        <w:t xml:space="preserve"> </w:t>
+        <w:t xml:space="preserve">→ 答：</w:t>
       </w:r>
       <w:r>
         <w:rPr>
@@ -10679,10 +9765,7 @@
         <w:t xml:space="preserve">1.00</w:t>
       </w:r>
       <w:r>
-        <w:t xml:space="preserve">）⇒ ★</w:t>
-      </w:r>
-      <w:r>
-        <w:t xml:space="preserve"> </w:t>
+        <w:t xml:space="preserve">），</w:t>
       </w:r>
       <w:r>
         <w:rPr>
@@ -10731,13 +9814,7 @@
         <w:t xml:space="preserve">0.88–1.00</w:t>
       </w:r>
       <w:r>
-        <w:t xml:space="preserve"> </w:t>
-      </w:r>
-      <w:r>
-        <w:t xml:space="preserve">⇒ ★</w:t>
-      </w:r>
-      <w:r>
-        <w:t xml:space="preserve"> </w:t>
+        <w:t xml:space="preserve">，</w:t>
       </w:r>
       <w:r>
         <w:rPr>
@@ -10750,12 +9827,6 @@
         <w:t xml:space="preserve"> </w:t>
       </w:r>
       <w:r>
-        <w:t xml:space="preserve">⇒ ⇒</w:t>
-      </w:r>
-      <w:r>
-        <w:t xml:space="preserve"> </w:t>
-      </w:r>
-      <w:r>
         <w:rPr>
           <w:bCs/>
           <w:b/>
@@ -10763,13 +9834,7 @@
         <w:t xml:space="preserve">"钻牛角尖"的正确定义 = 面窄（模态 ≤2）且答案不一致（一致率 &lt;0.5）</w:t>
       </w:r>
       <w:r>
-        <w:t xml:space="preserve"> </w:t>
-      </w:r>
-      <w:r>
-        <w:t xml:space="preserve">⇒ ⇒</w:t>
-      </w:r>
-      <w:r>
-        <w:t xml:space="preserve"> </w:t>
+        <w:t xml:space="preserve">，</w:t>
       </w:r>
       <w:r>
         <w:rPr>
@@ -10779,10 +9844,7 @@
         <w:t xml:space="preserve">当前 9 道题里一道都没有</w:t>
       </w:r>
       <w:r>
-        <w:t xml:space="preserve">（H-2x2-D 不成立）⇒ ⇒</w:t>
-      </w:r>
-      <w:r>
-        <w:t xml:space="preserve"> </w:t>
+        <w:t xml:space="preserve">（H-2x2-D 不成立），</w:t>
       </w:r>
       <w:r>
         <w:rPr>
@@ -10795,12 +9857,6 @@
         <w:t xml:space="preserve"> </w:t>
       </w:r>
       <w:r>
-        <w:t xml:space="preserve">⚠️⚠️</w:t>
-      </w:r>
-      <w:r>
-        <w:t xml:space="preserve"> </w:t>
-      </w:r>
-      <w:r>
         <w:rPr>
           <w:bCs/>
           <w:b/>
@@ -10838,10 +9894,7 @@
         <w:t xml:space="preserve">不是"为什么会塌缩"</w:t>
       </w:r>
       <w:r>
-        <w:t xml:space="preserve">（机制性）⇒</w:t>
-      </w:r>
-      <w:r>
-        <w:t xml:space="preserve"> </w:t>
+        <w:t xml:space="preserve">（机制性），</w:t>
       </w:r>
       <w:r>
         <w:rPr>
@@ -10863,13 +9916,13 @@
     </w:p>
     <w:bookmarkEnd w:id="28"/>
     <w:bookmarkEnd w:id="29"/>
-    <w:bookmarkStart w:id="30" w:name="四篇共用的一句话总结如果只让你说一句"/>
+    <w:bookmarkStart w:id="30" w:name="四篇共用的一句话如果只让你说一句"/>
     <w:p>
       <w:pPr>
         <w:pStyle w:val="Heading2"/>
       </w:pPr>
       <w:r>
-        <w:t xml:space="preserve">3 · 四篇共用的一句话总结（如果只让你说一句）</w:t>
+        <w:t xml:space="preserve">3 · 四篇共用的一句话（如果只让你说一句）</w:t>
       </w:r>
     </w:p>
     <w:p>
@@ -10937,14 +9990,14 @@
         <w:t xml:space="preserve">记住一条限定，主动说</w:t>
       </w:r>
       <w:r>
-        <w:t xml:space="preserve">（今天的新雷）：型号池 3/9 下架 ⇒ 历史 dual 臂分母是 4 不是 5；</w:t>
-      </w:r>
-      <w:r>
-        <w:rPr>
-          <w:bCs/>
-          <w:b/>
-        </w:rPr>
-        <w:t xml:space="preserve">1/3 分支臂不受影响 ⇒ A 篇核心结论稳固</w:t>
+        <w:t xml:space="preserve">（今天的新雷）：型号池 3/9 下架，历史 dual 臂分母是 4 不是 5；</w:t>
+      </w:r>
+      <w:r>
+        <w:rPr>
+          <w:bCs/>
+          <w:b/>
+        </w:rPr>
+        <w:t xml:space="preserve">1/3 分支臂不受影响，A 篇核心结论稳固</w:t>
       </w:r>
       <w:r>
         <w:t xml:space="preserve">。</w:t>
@@ -11008,12 +10061,6 @@
         <w:pStyle w:val="Compact"/>
       </w:pPr>
       <w:r>
-        <w:t xml:space="preserve">★★</w:t>
-      </w:r>
-      <w:r>
-        <w:t xml:space="preserve"> </w:t>
-      </w:r>
-      <w:r>
         <w:rPr>
           <w:bCs/>
           <w:b/>
@@ -11065,10 +10112,7 @@
         <w:t xml:space="preserve">静默忽略</w:t>
       </w:r>
       <w:r>
-        <w:t xml:space="preserve"> </w:t>
-      </w:r>
-      <w:r>
-        <w:t xml:space="preserve">⇒ typicality / NLL / perplexity / PMI</w:t>
+        <w:t xml:space="preserve">，typicality / NLL / perplexity / PMI</w:t>
       </w:r>
       <w:r>
         <w:t xml:space="preserve"> </w:t>
@@ -11087,10 +10131,7 @@
         <w:t xml:space="preserve"> </w:t>
       </w:r>
       <w:r>
-        <w:t xml:space="preserve">→ ⇒</w:t>
-      </w:r>
-      <w:r>
-        <w:t xml:space="preserve"> </w:t>
+        <w:t xml:space="preserve">→，</w:t>
       </w:r>
       <w:r>
         <w:rPr>
@@ -11103,12 +10144,6 @@
         <w:t xml:space="preserve"> </w:t>
       </w:r>
       <w:r>
-        <w:t xml:space="preserve">⇒ ★</w:t>
-      </w:r>
-      <w:r>
-        <w:t xml:space="preserve"> </w:t>
-      </w:r>
-      <w:r>
         <w:rPr>
           <w:bCs/>
           <w:b/>
@@ -11136,13 +10171,7 @@
         <w:t xml:space="preserve">都因为这句话而更可信</w:t>
       </w:r>
       <w:r>
-        <w:t xml:space="preserve">。</w:t>
-      </w:r>
-      <w:r>
-        <w:t xml:space="preserve"> </w:t>
-      </w:r>
-      <w:r>
-        <w:t xml:space="preserve">⇒ ⚠️ 顺带：2×2 那条新结果</w:t>
+        <w:t xml:space="preserve">。顺带：2×2 那条新结果</w:t>
       </w:r>
       <w:r>
         <w:rPr>
@@ -11152,7 +10181,7 @@
         <w:t xml:space="preserve">不构成</w:t>
       </w:r>
       <w:r>
-        <w:t xml:space="preserve">注意力层面归因（只区分"题的条件"）⇒ 别说成"我们发现塌缩和注意力有关"。</w:t>
+        <w:t xml:space="preserve">注意力层面归因（只区分"题的条件"），别说成"我们发现塌缩和注意力有关"。</w:t>
       </w:r>
     </w:p>
     <w:p>
@@ -11194,7 +10223,7 @@
         <w:t xml:space="preserve">不能</w:t>
       </w:r>
       <w:r>
-        <w:t xml:space="preserve">说"融合/选 哪个更好"（本轮只测面，没测质量）。</w:t>
+        <w:t xml:space="preserve">说"融合/选 哪个更好"（这一轮只测面，没测质量）。</w:t>
       </w:r>
     </w:p>
     <w:p>
@@ -11232,12 +10261,6 @@
         <w:pStyle w:val="Compact"/>
       </w:pPr>
       <w:r>
-        <w:t xml:space="preserve">★</w:t>
-      </w:r>
-      <w:r>
-        <w:t xml:space="preserve"> </w:t>
-      </w:r>
-      <w:r>
         <w:rPr>
           <w:bCs/>
           <w:b/>
@@ -11264,10 +10287,7 @@
         <w:t xml:space="preserve">24 条真实待办 → 10 条判据已定版、5 条形式待补、9 条未成文或不可判定</w:t>
       </w:r>
       <w:r>
-        <w:t xml:space="preserve">；并点出 C 篇是判据最不完整的一篇（规程的量化验证从未成文）⇒</w:t>
-      </w:r>
-      <w:r>
-        <w:t xml:space="preserve"> </w:t>
+        <w:t xml:space="preserve">；并点出 C 篇是判据最不完整的一篇（规程的量化验证从未成文），</w:t>
       </w:r>
       <w:r>
         <w:rPr>
@@ -11289,12 +10309,6 @@
         <w:pStyle w:val="Compact"/>
       </w:pPr>
       <w:r>
-        <w:t xml:space="preserve">★★</w:t>
-      </w:r>
-      <w:r>
-        <w:t xml:space="preserve"> </w:t>
-      </w:r>
-      <w:r>
         <w:rPr>
           <w:bCs/>
           <w:b/>
@@ -11312,10 +10326,7 @@
         <w:t xml:space="preserve">「本稿读数除 C1 跨组对齐外，未经独立主体复核」</w:t>
       </w:r>
       <w:r>
-        <w:t xml:space="preserve"> </w:t>
-      </w:r>
-      <w:r>
-        <w:t xml:space="preserve">⇒ 剩下四篇的头条数字</w:t>
+        <w:t xml:space="preserve">，剩下四篇的头条数字</w:t>
       </w:r>
       <w:r>
         <w:rPr>
@@ -11325,7 +10336,7 @@
         <w:t xml:space="preserve">全部是产出方自算</w:t>
       </w:r>
       <w:r>
-        <w:t xml:space="preserve">。⇒ 说完这句，后面所有数字的可信度评级就都立住了。</w:t>
+        <w:t xml:space="preserve">。说完这句，后面所有数字的可信度评级就都立住了。</w:t>
       </w:r>
     </w:p>
     <w:p>
@@ -11337,12 +10348,6 @@
         <w:pStyle w:val="Compact"/>
       </w:pPr>
       <w:r>
-        <w:t xml:space="preserve">★★</w:t>
-      </w:r>
-      <w:r>
-        <w:t xml:space="preserve"> </w:t>
-      </w:r>
-      <w:r>
         <w:rPr>
           <w:bCs/>
           <w:b/>
@@ -11370,13 +10375,7 @@
         <w:t xml:space="preserve">接触不到开放模型内部数据</w:t>
       </w:r>
       <w:r>
-        <w:t xml:space="preserve"> </w:t>
-      </w:r>
-      <w:r>
-        <w:t xml:space="preserve">⇒ ⇒</w:t>
-      </w:r>
-      <w:r>
-        <w:t xml:space="preserve"> </w:t>
+        <w:t xml:space="preserve">，</w:t>
       </w:r>
       <w:r>
         <w:rPr>
@@ -11386,13 +10385,7 @@
         <w:t xml:space="preserve">层1 的注意力层面归因是原理上做不了的</w:t>
       </w:r>
       <w:r>
-        <w:t xml:space="preserve"> </w:t>
-      </w:r>
-      <w:r>
-        <w:t xml:space="preserve">⇒ 写成"与注意力机制相容但未被检验"。⇒ ★</w:t>
-      </w:r>
-      <w:r>
-        <w:t xml:space="preserve"> </w:t>
+        <w:t xml:space="preserve">，写成"与注意力机制相容但未被检验"。</w:t>
       </w:r>
       <w:r>
         <w:rPr>
@@ -11559,21 +10552,13 @@
       </w:r>
     </w:p>
     <w:bookmarkEnd w:id="32"/>
-    <w:bookmarkStart w:id="33" w:name="交付自检外部可一键复现"/>
+    <w:bookmarkStart w:id="33" w:name="交付自检外部可一键复现包内带两个自检脚本职责分离退出码-0-全绿"/>
     <w:p>
       <w:pPr>
         <w:pStyle w:val="Heading2"/>
       </w:pPr>
       <w:r>
-        <w:t xml:space="preserve">6 · ★ 交付自检（外部可一键复现）</w:t>
-      </w:r>
-    </w:p>
-    <w:p>
-      <w:pPr>
-        <w:pStyle w:val="FirstParagraph"/>
-      </w:pPr>
-      <w:r>
-        <w:t xml:space="preserve">包内带</w:t>
+        <w:t xml:space="preserve">6 · 交付自检（外部可一键复现）包内带</w:t>
       </w:r>
       <w:r>
         <w:rPr>
@@ -11703,7 +10688,7 @@
               <w:t xml:space="preserve"> </w:t>
             </w:r>
             <w:r>
-              <w:t xml:space="preserve">计数一致 ④ 表格前缺空行（pandoc 会不渲染成表）⑤ 无表头碎片（表被劈成两半的形态）⑥ ★</w:t>
+              <w:t xml:space="preserve">计数一致 ④ 表格前缺空行（pandoc 会不渲染成表）⑤ 无表头碎片（表被劈成两半的形态）⑥</w:t>
             </w:r>
             <w:r>
               <w:t xml:space="preserve"> </w:t>
@@ -11713,13 +10698,13 @@
                 <w:bCs/>
                 <w:b/>
               </w:rPr>
-              <w:t xml:space="preserve">列表项内表格缩进 ≥4 空格 ⇒ pandoc 当代码块 ⇒ 整张表消失</w:t>
+              <w:t xml:space="preserve">列表项内表格缩进 ≥4 空格，pandoc 当代码块，整张表消失</w:t>
             </w:r>
             <w:r>
               <w:t xml:space="preserve"> </w:t>
             </w:r>
             <w:r>
-              <w:t xml:space="preserve">⑦ ★</w:t>
+              <w:t xml:space="preserve">⑦</w:t>
             </w:r>
             <w:r>
               <w:t xml:space="preserve"> </w:t>
@@ -11751,14 +10736,7 @@
                 <w:bCs/>
                 <w:b/>
               </w:rPr>
-              <w:t xml:space="preserve"> </w:t>
-            </w:r>
-            <w:r>
-              <w:rPr>
-                <w:bCs/>
-                <w:b/>
-              </w:rPr>
-              <w:t xml:space="preserve">⇒ pandoc 当 HTML 标签 ⇒ 单元格内容被吞</w:t>
+              <w:t xml:space="preserve">，pandoc 当 HTML 标签，单元格内容被吞</w:t>
             </w:r>
           </w:p>
         </w:tc>
@@ -12110,12 +11088,6 @@
         <w:pStyle w:val="FirstParagraph"/>
       </w:pPr>
       <w:r>
-        <w:t xml:space="preserve">⚠️ ★</w:t>
-      </w:r>
-      <w:r>
-        <w:t xml:space="preserve"> </w:t>
-      </w:r>
-      <w:r>
         <w:rPr>
           <w:bCs/>
           <w:b/>
@@ -12233,13 +11205,7 @@
         <w:t xml:space="preserve">…</w:t>
       </w:r>
       <w:r>
-        <w:t xml:space="preserve"> </w:t>
-      </w:r>
-      <w:r>
-        <w:t xml:space="preserve">⇒ ⇒</w:t>
-      </w:r>
-      <w:r>
-        <w:t xml:space="preserve"> </w:t>
+        <w:t xml:space="preserve">，</w:t>
       </w:r>
       <w:r>
         <w:rPr>
@@ -12249,16 +11215,7 @@
         <w:t xml:space="preserve">同一份 md，在不同机器/不同 pandoc 版本下可能产出不同的 docx</w:t>
       </w:r>
       <w:r>
-        <w:t xml:space="preserve"> </w:t>
-      </w:r>
-      <w:r>
-        <w:t xml:space="preserve">⇒ ⇒ 外部就"复核不了"我们交付的 docx。</w:t>
-      </w:r>
-      <w:r>
-        <w:t xml:space="preserve"> </w:t>
-      </w:r>
-      <w:r>
-        <w:t xml:space="preserve">⇒ ★ 包内固化的命令是</w:t>
+        <w:t xml:space="preserve">，外部就"复核不了"我们交付的 docx。包内固化的命令是</w:t>
       </w:r>
       <w:r>
         <w:t xml:space="preserve"> </w:t>
@@ -12295,10 +11252,7 @@
         <w:t xml:space="preserve">关掉</w:t>
       </w:r>
       <w:r>
-        <w:t xml:space="preserve">）⇒ ⇒</w:t>
-      </w:r>
-      <w:r>
-        <w:t xml:space="preserve"> </w:t>
+        <w:t xml:space="preserve">），</w:t>
       </w:r>
       <w:r>
         <w:rPr>
@@ -12308,10 +11262,7 @@
         <w:t xml:space="preserve">md 与 docx 逐字一致</w:t>
       </w:r>
       <w:r>
-        <w:t xml:space="preserve"> </w:t>
-      </w:r>
-      <w:r>
-        <w:t xml:space="preserve">⇒ ⇒ 「单元格零丢失」才是个</w:t>
+        <w:t xml:space="preserve">，「单元格零丢失」才是个</w:t>
       </w:r>
       <w:r>
         <w:rPr>
@@ -12327,12 +11278,6 @@
         <w:t xml:space="preserve"> </w:t>
       </w:r>
       <w:r>
-        <w:t xml:space="preserve">⇒ ★</w:t>
-      </w:r>
-      <w:r>
-        <w:t xml:space="preserve"> </w:t>
-      </w:r>
-      <w:r>
         <w:rPr>
           <w:bCs/>
           <w:b/>
@@ -12401,10 +11346,7 @@
         <w:t xml:space="preserve">…</w:t>
       </w:r>
       <w:r>
-        <w:t xml:space="preserve">）⇒ ⇒</w:t>
-      </w:r>
-      <w:r>
-        <w:t xml:space="preserve"> </w:t>
+        <w:t xml:space="preserve">），</w:t>
       </w:r>
       <w:r>
         <w:rPr>
@@ -12448,12 +11390,6 @@
         <w:pStyle w:val="BodyText"/>
       </w:pPr>
       <w:r>
-        <w:t xml:space="preserve">⚠️ ★</w:t>
-      </w:r>
-      <w:r>
-        <w:t xml:space="preserve"> </w:t>
-      </w:r>
-      <w:r>
         <w:rPr>
           <w:bCs/>
           <w:b/>
@@ -12471,10 +11407,7 @@
         <w:t xml:space="preserve">扁平化</w:t>
       </w:r>
       <w:r>
-        <w:t xml:space="preserve">打包的，包内路径与论文/会话里写的路径不一致 ⇒</w:t>
-      </w:r>
-      <w:r>
-        <w:t xml:space="preserve"> </w:t>
+        <w:t xml:space="preserve">打包的，包内路径与论文/会话里写的路径不一致，</w:t>
       </w:r>
       <w:r>
         <w:rPr>
@@ -12490,12 +11423,6 @@
         <w:t xml:space="preserve"> </w:t>
       </w:r>
       <w:r>
-        <w:t xml:space="preserve">⇒ ★</w:t>
-      </w:r>
-      <w:r>
-        <w:t xml:space="preserve"> </w:t>
-      </w:r>
-      <w:r>
         <w:rPr>
           <w:bCs/>
           <w:b/>
@@ -12537,10 +11464,7 @@
         <w:t xml:space="preserve">..._全文_872行_结论0至2.17.md</w:t>
       </w:r>
       <w:r>
-        <w:t xml:space="preserve">）⇒ ⇒</w:t>
-      </w:r>
-      <w:r>
-        <w:t xml:space="preserve"> </w:t>
+        <w:t xml:space="preserve">），</w:t>
       </w:r>
       <w:r>
         <w:rPr>
@@ -12550,10 +11474,7 @@
         <w:t xml:space="preserve">已全部修好，并在底稿索引里补了「路径映射表」</w:t>
       </w:r>
       <w:r>
-        <w:t xml:space="preserve">（含"哪些不在包内"）⇒ ⇒</w:t>
-      </w:r>
-      <w:r>
-        <w:t xml:space="preserve"> </w:t>
+        <w:t xml:space="preserve">（含"哪些不在包内"），</w:t>
       </w:r>
       <w:r>
         <w:rPr>
@@ -12568,12 +11489,6 @@
         <w:pStyle w:val="BodyText"/>
       </w:pPr>
       <w:r>
-        <w:t xml:space="preserve">⚠️ ★</w:t>
-      </w:r>
-      <w:r>
-        <w:t xml:space="preserve"> </w:t>
-      </w:r>
-      <w:r>
         <w:rPr>
           <w:bCs/>
           <w:b/>
@@ -12606,13 +11521,7 @@
         <w:t xml:space="preserve">ZIP 目录里的中文文件名没置 UTF-8 标志位</w:t>
       </w:r>
       <w:r>
-        <w:t xml:space="preserve"> </w:t>
-      </w:r>
-      <w:r>
-        <w:t xml:space="preserve">⇒</w:t>
-      </w:r>
-      <w:r>
-        <w:t xml:space="preserve"> </w:t>
+        <w:t xml:space="preserve">，</w:t>
       </w:r>
       <w:r>
         <w:rPr>
@@ -12628,12 +11537,6 @@
         <w:t xml:space="preserve"> </w:t>
       </w:r>
       <w:r>
-        <w:t xml:space="preserve">⇒ ★</w:t>
-      </w:r>
-      <w:r>
-        <w:t xml:space="preserve"> </w:t>
-      </w:r>
-      <w:r>
         <w:rPr>
           <w:bCs/>
           <w:b/>
@@ -12663,10 +11566,7 @@
         <w:t xml:space="preserve">看得到名字"</w:t>
       </w:r>
       <w:r>
-        <w:t xml:space="preserve">（那照样看得见，只是解出来是乱的）⇒</w:t>
-      </w:r>
-      <w:r>
-        <w:t xml:space="preserve"> </w:t>
+        <w:t xml:space="preserve">（那照样看得见，只是解出来是乱的），</w:t>
       </w:r>
       <w:r>
         <w:rPr>
@@ -12677,12 +11577,6 @@
       </w:r>
       <w:r>
         <w:t xml:space="preserve">。</w:t>
-      </w:r>
-      <w:r>
-        <w:t xml:space="preserve"> </w:t>
-      </w:r>
-      <w:r>
-        <w:t xml:space="preserve">⇒ ★</w:t>
       </w:r>
       <w:r>
         <w:t xml:space="preserve"> </w:t>

--- a/support/交差说明_四篇_2026-10-24.docx
+++ b/support/交差说明_四篇_2026-10-24.docx
@@ -2094,7 +2094,7 @@
           <w:bCs/>
           <w:b/>
         </w:rPr>
-        <w:t xml:space="preserve">◐</w:t>
+        <w:t xml:space="preserve">【方向】</w:t>
       </w:r>
       <w:r>
         <w:rPr>
@@ -2193,7 +2193,7 @@
                 <w:bCs/>
                 <w:b/>
               </w:rPr>
-              <w:t xml:space="preserve">✅</w:t>
+              <w:t xml:space="preserve">【已核】</w:t>
             </w:r>
             <w:r>
               <w:rPr>
@@ -2279,7 +2279,7 @@
                 <w:bCs/>
                 <w:b/>
               </w:rPr>
-              <w:t xml:space="preserve">✅</w:t>
+              <w:t xml:space="preserve">【已核】</w:t>
             </w:r>
             <w:r>
               <w:rPr>
@@ -2362,7 +2362,7 @@
                 <w:bCs/>
                 <w:b/>
               </w:rPr>
-              <w:t xml:space="preserve">◐</w:t>
+              <w:t xml:space="preserve">【方向】</w:t>
             </w:r>
             <w:r>
               <w:rPr>
@@ -2412,7 +2412,7 @@
                 <w:bCs/>
                 <w:b/>
               </w:rPr>
-              <w:t xml:space="preserve">◐</w:t>
+              <w:t xml:space="preserve">【方向】</w:t>
             </w:r>
             <w:r>
               <w:rPr>
@@ -2584,7 +2584,7 @@
         <w:rPr>
           <w:rStyle w:val="VerbatimChar"/>
         </w:rPr>
-        <w:t xml:space="preserve">◐</w:t>
+        <w:t xml:space="preserve">【方向】</w:t>
       </w:r>
       <w:r>
         <w:t xml:space="preserve"> </w:t>
@@ -2606,7 +2606,7 @@
         <w:rPr>
           <w:rStyle w:val="VerbatimChar"/>
         </w:rPr>
-        <w:t xml:space="preserve">◐</w:t>
+        <w:t xml:space="preserve">【方向】</w:t>
       </w:r>
       <w:r>
         <w:t xml:space="preserve"> </w:t>
@@ -2631,7 +2631,7 @@
         <w:rPr>
           <w:rStyle w:val="VerbatimChar"/>
         </w:rPr>
-        <w:t xml:space="preserve">◐</w:t>
+        <w:t xml:space="preserve">【方向】</w:t>
       </w:r>
       <w:r>
         <w:t xml:space="preserve"> </w:t>
@@ -2697,7 +2697,7 @@
           <w:bCs/>
           <w:b/>
         </w:rPr>
-        <w:t xml:space="preserve">✅</w:t>
+        <w:t xml:space="preserve">【已核】</w:t>
       </w:r>
       <w:r>
         <w:rPr>
@@ -2725,7 +2725,7 @@
           <w:bCs/>
           <w:b/>
         </w:rPr>
-        <w:t xml:space="preserve">✅</w:t>
+        <w:t xml:space="preserve">【已核】</w:t>
       </w:r>
       <w:r>
         <w:rPr>
@@ -2753,7 +2753,7 @@
           <w:bCs/>
           <w:b/>
         </w:rPr>
-        <w:t xml:space="preserve">◐</w:t>
+        <w:t xml:space="preserve">【方向】</w:t>
       </w:r>
       <w:r>
         <w:rPr>
@@ -5940,7 +5940,7 @@
         <w:rPr>
           <w:rStyle w:val="VerbatimChar"/>
         </w:rPr>
-        <w:t xml:space="preserve">◐</w:t>
+        <w:t xml:space="preserve">【方向】</w:t>
       </w:r>
       <w:r>
         <w:t xml:space="preserve"> </w:t>
@@ -6766,7 +6766,7 @@
           <w:bCs/>
           <w:b/>
         </w:rPr>
-        <w:t xml:space="preserve">◐</w:t>
+        <w:t xml:space="preserve">【方向】</w:t>
       </w:r>
       <w:r>
         <w:rPr>
